--- a/outputs/Scarlet_Foundation_FULL_DRAFT_v1.docx
+++ b/outputs/Scarlet_Foundation_FULL_DRAFT_v1.docx
@@ -47,7 +47,7 @@
         </w:pict>
       </w:r>
     </w:p>
-    <w:bookmarkStart w:id="9" w:name="chapter-zero-941-decatur"/>
+    <w:bookmarkStart w:id="20" w:name="chapter-zero-941-decatur"/>
     <w:p>
       <w:pPr>
         <w:pStyle w:val="Heading2"/>
@@ -171,8 +171,8 @@
       </w:r>
       <w:r>
         <w:rPr>
+          <w:iCs/>
           <w:i/>
-          <w:iCs/>
         </w:rPr>
         <w:t xml:space="preserve">Unless you work here or are sleeping with somebody who does, you gotta go</w:t>
       </w:r>
@@ -466,8 +466,8 @@
         </w:pict>
       </w:r>
     </w:p>
-    <w:bookmarkEnd w:id="9"/>
-    <w:bookmarkStart w:id="10" w:name="chapter-zero-point-five-the-humbling"/>
+    <w:bookmarkEnd w:id="20"/>
+    <w:bookmarkStart w:id="21" w:name="chapter-zero-point-five-the-humbling"/>
     <w:p>
       <w:pPr>
         <w:pStyle w:val="Heading2"/>
@@ -504,8 +504,8 @@
       </w:r>
       <w:r>
         <w:rPr>
+          <w:iCs/>
           <w:i/>
-          <w:iCs/>
         </w:rPr>
         <w:t xml:space="preserve">What now?</w:t>
       </w:r>
@@ -610,7 +610,13 @@
         <w:pStyle w:val="BodyText"/>
       </w:pPr>
       <w:r>
-        <w:t xml:space="preserve">“You hold a knife like you’re shaking hands with it,”</w:t>
+        <w:t xml:space="preserve">“</w:t>
+      </w:r>
+      <w:r>
+        <w:t xml:space="preserve">You hold a knife like you’re shaking hands with it,</w:t>
+      </w:r>
+      <w:r>
+        <w:t xml:space="preserve">”</w:t>
       </w:r>
       <w:r>
         <w:t xml:space="preserve"> </w:t>
@@ -622,7 +628,13 @@
         <w:t xml:space="preserve"> </w:t>
       </w:r>
       <w:r>
-        <w:t xml:space="preserve">“Shake hands with people. Pinch the blade.”</w:t>
+        <w:t xml:space="preserve">“</w:t>
+      </w:r>
+      <w:r>
+        <w:t xml:space="preserve">Shake hands with people. Pinch the blade.</w:t>
+      </w:r>
+      <w:r>
+        <w:t xml:space="preserve">”</w:t>
       </w:r>
     </w:p>
     <w:p>
@@ -638,7 +650,13 @@
         <w:pStyle w:val="BodyText"/>
       </w:pPr>
       <w:r>
-        <w:t xml:space="preserve">“Better. Now you hold it like you’re afraid it’s going to leave.”</w:t>
+        <w:t xml:space="preserve">“</w:t>
+      </w:r>
+      <w:r>
+        <w:t xml:space="preserve">Better. Now you hold it like you’re afraid it’s going to leave.</w:t>
+      </w:r>
+      <w:r>
+        <w:t xml:space="preserve">”</w:t>
       </w:r>
     </w:p>
     <w:p>
@@ -723,7 +741,13 @@
         <w:t xml:space="preserve"> </w:t>
       </w:r>
       <w:r>
-        <w:t xml:space="preserve">“creative.”</w:t>
+        <w:t xml:space="preserve">“</w:t>
+      </w:r>
+      <w:r>
+        <w:t xml:space="preserve">creative.</w:t>
+      </w:r>
+      <w:r>
+        <w:t xml:space="preserve">”</w:t>
       </w:r>
     </w:p>
     <w:p>
@@ -770,7 +794,13 @@
         <w:pStyle w:val="BodyText"/>
       </w:pPr>
       <w:r>
-        <w:t xml:space="preserve">“You’ve done this before,”</w:t>
+        <w:t xml:space="preserve">“</w:t>
+      </w:r>
+      <w:r>
+        <w:t xml:space="preserve">You’ve done this before,</w:t>
+      </w:r>
+      <w:r>
+        <w:t xml:space="preserve">”</w:t>
       </w:r>
       <w:r>
         <w:t xml:space="preserve"> </w:t>
@@ -784,7 +814,13 @@
         <w:pStyle w:val="BodyText"/>
       </w:pPr>
       <w:r>
-        <w:t xml:space="preserve">“Not in a kitchen,”</w:t>
+        <w:t xml:space="preserve">“</w:t>
+      </w:r>
+      <w:r>
+        <w:t xml:space="preserve">Not in a kitchen,</w:t>
+      </w:r>
+      <w:r>
+        <w:t xml:space="preserve">”</w:t>
       </w:r>
       <w:r>
         <w:t xml:space="preserve"> </w:t>
@@ -798,7 +834,13 @@
         <w:pStyle w:val="BodyText"/>
       </w:pPr>
       <w:r>
-        <w:t xml:space="preserve">“Doesn’t matter where. You know how inventory thinks.”</w:t>
+        <w:t xml:space="preserve">“</w:t>
+      </w:r>
+      <w:r>
+        <w:t xml:space="preserve">Doesn’t matter where. You know how inventory thinks.</w:t>
+      </w:r>
+      <w:r>
+        <w:t xml:space="preserve">”</w:t>
       </w:r>
       <w:r>
         <w:t xml:space="preserve"> </w:t>
@@ -810,7 +852,13 @@
         <w:t xml:space="preserve"> </w:t>
       </w:r>
       <w:r>
-        <w:t xml:space="preserve">“That’s rarer than knife skills. Knife skills I can teach anybody. Inventory discipline either lives in you or it doesn’t.”</w:t>
+        <w:t xml:space="preserve">“</w:t>
+      </w:r>
+      <w:r>
+        <w:t xml:space="preserve">That’s rarer than knife skills. Knife skills I can teach anybody. Inventory discipline either lives in you or it doesn’t.</w:t>
+      </w:r>
+      <w:r>
+        <w:t xml:space="preserve">”</w:t>
       </w:r>
     </w:p>
     <w:p>
@@ -886,7 +934,13 @@
         <w:t xml:space="preserve"> </w:t>
       </w:r>
       <w:r>
-        <w:t xml:space="preserve">“suspiciously good for someone who claims this is his first kitchen.”</w:t>
+        <w:t xml:space="preserve">“</w:t>
+      </w:r>
+      <w:r>
+        <w:t xml:space="preserve">suspiciously good for someone who claims this is his first kitchen.</w:t>
+      </w:r>
+      <w:r>
+        <w:t xml:space="preserve">”</w:t>
       </w:r>
       <w:r>
         <w:t xml:space="preserve"> </w:t>
@@ -906,7 +960,13 @@
         <w:t xml:space="preserve"> </w:t>
       </w:r>
       <w:r>
-        <w:t xml:space="preserve">“This sauce goes here because the eye enters the plate from the left. This garnish is height, not decoration — it gives the plate a third dimension. This negative space isn’t empty. It’s breathing room.”</w:t>
+        <w:t xml:space="preserve">“</w:t>
+      </w:r>
+      <w:r>
+        <w:t xml:space="preserve">This sauce goes here because the eye enters the plate from the left. This garnish is height, not decoration — it gives the plate a third dimension. This negative space isn’t empty. It’s breathing room.</w:t>
+      </w:r>
+      <w:r>
+        <w:t xml:space="preserve">”</w:t>
       </w:r>
     </w:p>
     <w:p>
@@ -995,8 +1055,8 @@
         </w:pict>
       </w:r>
     </w:p>
-    <w:bookmarkEnd w:id="10"/>
-    <w:bookmarkStart w:id="11" w:name="X04d4ba88da26a6b4427256ff3238de9ca408fb8"/>
+    <w:bookmarkEnd w:id="21"/>
+    <w:bookmarkStart w:id="22" w:name="X04d4ba88da26a6b4427256ff3238de9ca408fb8"/>
     <w:p>
       <w:pPr>
         <w:pStyle w:val="Heading2"/>
@@ -1089,7 +1149,13 @@
         <w:pStyle w:val="BodyText"/>
       </w:pPr>
       <w:r>
-        <w:t xml:space="preserve">“Chef.”</w:t>
+        <w:t xml:space="preserve">“</w:t>
+      </w:r>
+      <w:r>
+        <w:t xml:space="preserve">Chef.</w:t>
+      </w:r>
+      <w:r>
+        <w:t xml:space="preserve">”</w:t>
       </w:r>
       <w:r>
         <w:t xml:space="preserve"> </w:t>
@@ -1101,7 +1167,13 @@
         <w:t xml:space="preserve"> </w:t>
       </w:r>
       <w:r>
-        <w:t xml:space="preserve">“What is this?”</w:t>
+        <w:t xml:space="preserve">“</w:t>
+      </w:r>
+      <w:r>
+        <w:t xml:space="preserve">What is this?</w:t>
+      </w:r>
+      <w:r>
+        <w:t xml:space="preserve">”</w:t>
       </w:r>
     </w:p>
     <w:p>
@@ -1117,7 +1189,13 @@
         <w:pStyle w:val="BodyText"/>
       </w:pPr>
       <w:r>
-        <w:t xml:space="preserve">“That,”</w:t>
+        <w:t xml:space="preserve">“</w:t>
+      </w:r>
+      <w:r>
+        <w:t xml:space="preserve">That,</w:t>
+      </w:r>
+      <w:r>
+        <w:t xml:space="preserve">”</w:t>
       </w:r>
       <w:r>
         <w:t xml:space="preserve"> </w:t>
@@ -1129,7 +1207,13 @@
         <w:t xml:space="preserve"> </w:t>
       </w:r>
       <w:r>
-        <w:t xml:space="preserve">“is a female watermelon.”</w:t>
+        <w:t xml:space="preserve">“</w:t>
+      </w:r>
+      <w:r>
+        <w:t xml:space="preserve">is a female watermelon.</w:t>
+      </w:r>
+      <w:r>
+        <w:t xml:space="preserve">”</w:t>
       </w:r>
     </w:p>
     <w:p>
@@ -1145,7 +1229,13 @@
         <w:pStyle w:val="BodyText"/>
       </w:pPr>
       <w:r>
-        <w:t xml:space="preserve">“Small. Round. Pink on the outside.”</w:t>
+        <w:t xml:space="preserve">“</w:t>
+      </w:r>
+      <w:r>
+        <w:t xml:space="preserve">Small. Round. Pink on the outside.</w:t>
+      </w:r>
+      <w:r>
+        <w:t xml:space="preserve">”</w:t>
       </w:r>
       <w:r>
         <w:t xml:space="preserve"> </w:t>
@@ -1157,7 +1247,13 @@
         <w:t xml:space="preserve"> </w:t>
       </w:r>
       <w:r>
-        <w:t xml:space="preserve">“Female watermelon. Handle it accordingly.”</w:t>
+        <w:t xml:space="preserve">“</w:t>
+      </w:r>
+      <w:r>
+        <w:t xml:space="preserve">Female watermelon. Handle it accordingly.</w:t>
+      </w:r>
+      <w:r>
+        <w:t xml:space="preserve">”</w:t>
       </w:r>
     </w:p>
     <w:p>
@@ -1173,15 +1269,27 @@
         <w:pStyle w:val="BodyText"/>
       </w:pPr>
       <w:r>
-        <w:t xml:space="preserve">“It’s a French breakfast radish, Chef.”</w:t>
-      </w:r>
-    </w:p>
-    <w:p>
-      <w:pPr>
-        <w:pStyle w:val="BodyText"/>
-      </w:pPr>
-      <w:r>
-        <w:t xml:space="preserve">“I know what it is.”</w:t>
+        <w:t xml:space="preserve">“</w:t>
+      </w:r>
+      <w:r>
+        <w:t xml:space="preserve">It’s a French breakfast radish, Chef.</w:t>
+      </w:r>
+      <w:r>
+        <w:t xml:space="preserve">”</w:t>
+      </w:r>
+    </w:p>
+    <w:p>
+      <w:pPr>
+        <w:pStyle w:val="BodyText"/>
+      </w:pPr>
+      <w:r>
+        <w:t xml:space="preserve">“</w:t>
+      </w:r>
+      <w:r>
+        <w:t xml:space="preserve">I know what it is.</w:t>
+      </w:r>
+      <w:r>
+        <w:t xml:space="preserve">”</w:t>
       </w:r>
       <w:r>
         <w:t xml:space="preserve"> </w:t>
@@ -1193,7 +1301,13 @@
         <w:t xml:space="preserve"> </w:t>
       </w:r>
       <w:r>
-        <w:t xml:space="preserve">“I wanted to see how long you’d hold it before you figured that out. You held it a long time, Vieux. A long time.”</w:t>
+        <w:t xml:space="preserve">“</w:t>
+      </w:r>
+      <w:r>
+        <w:t xml:space="preserve">I wanted to see how long you’d hold it before you figured that out. You held it a long time, Vieux. A long time.</w:t>
+      </w:r>
+      <w:r>
+        <w:t xml:space="preserve">”</w:t>
       </w:r>
     </w:p>
     <w:p>
@@ -1240,7 +1354,13 @@
         <w:pStyle w:val="BodyText"/>
       </w:pPr>
       <w:r>
-        <w:t xml:space="preserve">“I need a fine brunoise of that shallot, sweat it down in clarified butter until it’s translucent, deglaze with white wine, reduce au sec, mount with cold butter, season, strain through a chinois into a bain-marie, hold at temperature.”</w:t>
+        <w:t xml:space="preserve">“</w:t>
+      </w:r>
+      <w:r>
+        <w:t xml:space="preserve">I need a fine brunoise of that shallot, sweat it down in clarified butter until it’s translucent, deglaze with white wine, reduce au sec, mount with cold butter, season, strain through a chinois into a bain-marie, hold at temperature.</w:t>
+      </w:r>
+      <w:r>
+        <w:t xml:space="preserve">”</w:t>
       </w:r>
     </w:p>
     <w:p>
@@ -1263,8 +1383,8 @@
       </w:r>
       <w:r>
         <w:rPr>
+          <w:iCs/>
           <w:i/>
-          <w:iCs/>
         </w:rPr>
         <w:t xml:space="preserve">au sec</w:t>
       </w:r>
@@ -1288,7 +1408,13 @@
         <w:pStyle w:val="BodyText"/>
       </w:pPr>
       <w:r>
-        <w:t xml:space="preserve">“This brunoise,”</w:t>
+        <w:t xml:space="preserve">“</w:t>
+      </w:r>
+      <w:r>
+        <w:t xml:space="preserve">This brunoise,</w:t>
+      </w:r>
+      <w:r>
+        <w:t xml:space="preserve">”</w:t>
       </w:r>
       <w:r>
         <w:t xml:space="preserve"> </w:t>
@@ -1300,7 +1426,13 @@
         <w:t xml:space="preserve"> </w:t>
       </w:r>
       <w:r>
-        <w:t xml:space="preserve">“is what I would describe as enthusiastic. The pieces are not the same size. They are, however, all cut with tremendous confidence, and I respect that about them.”</w:t>
+        <w:t xml:space="preserve">“</w:t>
+      </w:r>
+      <w:r>
+        <w:t xml:space="preserve">is what I would describe as enthusiastic. The pieces are not the same size. They are, however, all cut with tremendous confidence, and I respect that about them.</w:t>
+      </w:r>
+      <w:r>
+        <w:t xml:space="preserve">”</w:t>
       </w:r>
     </w:p>
     <w:p>
@@ -1316,15 +1448,27 @@
         <w:pStyle w:val="BodyText"/>
       </w:pPr>
       <w:r>
-        <w:t xml:space="preserve">“They need to be the same size, Chef.”</w:t>
-      </w:r>
-    </w:p>
-    <w:p>
-      <w:pPr>
-        <w:pStyle w:val="BodyText"/>
-      </w:pPr>
-      <w:r>
-        <w:t xml:space="preserve">“They do. And they will be. Because you’re going to do it again.”</w:t>
+        <w:t xml:space="preserve">“</w:t>
+      </w:r>
+      <w:r>
+        <w:t xml:space="preserve">They need to be the same size, Chef.</w:t>
+      </w:r>
+      <w:r>
+        <w:t xml:space="preserve">”</w:t>
+      </w:r>
+    </w:p>
+    <w:p>
+      <w:pPr>
+        <w:pStyle w:val="BodyText"/>
+      </w:pPr>
+      <w:r>
+        <w:t xml:space="preserve">“</w:t>
+      </w:r>
+      <w:r>
+        <w:t xml:space="preserve">They do. And they will be. Because you’re going to do it again.</w:t>
+      </w:r>
+      <w:r>
+        <w:t xml:space="preserve">”</w:t>
       </w:r>
       <w:r>
         <w:t xml:space="preserve"> </w:t>
@@ -1336,7 +1480,13 @@
         <w:t xml:space="preserve"> </w:t>
       </w:r>
       <w:r>
-        <w:t xml:space="preserve">“The confidence was correct. Apply it more carefully.”</w:t>
+        <w:t xml:space="preserve">“</w:t>
+      </w:r>
+      <w:r>
+        <w:t xml:space="preserve">The confidence was correct. Apply it more carefully.</w:t>
+      </w:r>
+      <w:r>
+        <w:t xml:space="preserve">”</w:t>
       </w:r>
     </w:p>
     <w:p>
@@ -1535,8 +1685,8 @@
         </w:pict>
       </w:r>
     </w:p>
-    <w:bookmarkEnd w:id="11"/>
-    <w:bookmarkStart w:id="12" w:name="prologue-just-cooking"/>
+    <w:bookmarkEnd w:id="22"/>
+    <w:bookmarkStart w:id="23" w:name="prologue-just-cooking"/>
     <w:p>
       <w:pPr>
         <w:pStyle w:val="Heading2"/>
@@ -1565,8 +1715,8 @@
       </w:r>
       <w:r>
         <w:rPr>
+          <w:iCs/>
           <w:i/>
-          <w:iCs/>
         </w:rPr>
         <w:t xml:space="preserve">dramatic.</w:t>
       </w:r>
@@ -1581,8 +1731,8 @@
       </w:r>
       <w:r>
         <w:rPr>
+          <w:iCs/>
           <w:i/>
-          <w:iCs/>
         </w:rPr>
         <w:t xml:space="preserve">entertaining.</w:t>
       </w:r>
@@ -1599,8 +1749,8 @@
       </w:pPr>
       <w:r>
         <w:rPr>
+          <w:iCs/>
           <w:i/>
-          <w:iCs/>
         </w:rPr>
         <w:t xml:space="preserve">It’s just cooking. They’re playing it up for the camera.</w:t>
       </w:r>
@@ -1635,8 +1785,8 @@
       </w:pPr>
       <w:r>
         <w:rPr>
+          <w:iCs/>
           <w:i/>
-          <w:iCs/>
         </w:rPr>
         <w:t xml:space="preserve">To be early is to be on time. To be on time is late. And late is unacceptable.</w:t>
       </w:r>
@@ -1685,8 +1835,8 @@
       </w:r>
       <w:r>
         <w:rPr>
+          <w:iCs/>
           <w:i/>
-          <w:iCs/>
         </w:rPr>
         <w:t xml:space="preserve">was</w:t>
       </w:r>
@@ -1815,8 +1965,8 @@
         </w:pict>
       </w:r>
     </w:p>
-    <w:bookmarkEnd w:id="12"/>
-    <w:bookmarkStart w:id="13" w:name="chapter-1-the-heartbeat"/>
+    <w:bookmarkEnd w:id="23"/>
+    <w:bookmarkStart w:id="24" w:name="chapter-1-the-heartbeat"/>
     <w:p>
       <w:pPr>
         <w:pStyle w:val="Heading2"/>
@@ -1861,8 +2011,8 @@
       </w:r>
       <w:r>
         <w:rPr>
+          <w:iCs/>
           <w:i/>
-          <w:iCs/>
         </w:rPr>
         <w:t xml:space="preserve">Baron Vieux</w:t>
       </w:r>
@@ -1877,8 +2027,8 @@
       </w:r>
       <w:r>
         <w:rPr>
+          <w:iCs/>
           <w:i/>
-          <w:iCs/>
         </w:rPr>
         <w:t xml:space="preserve">Bayouboujee</w:t>
       </w:r>
@@ -1902,7 +2052,13 @@
         <w:pStyle w:val="BodyText"/>
       </w:pPr>
       <w:r>
-        <w:t xml:space="preserve">“You taking all night?”</w:t>
+        <w:t xml:space="preserve">“</w:t>
+      </w:r>
+      <w:r>
+        <w:t xml:space="preserve">You taking all night?</w:t>
+      </w:r>
+      <w:r>
+        <w:t xml:space="preserve">”</w:t>
       </w:r>
       <w:r>
         <w:t xml:space="preserve"> </w:t>
@@ -1916,7 +2072,13 @@
         <w:pStyle w:val="BodyText"/>
       </w:pPr>
       <w:r>
-        <w:t xml:space="preserve">“You already poured,”</w:t>
+        <w:t xml:space="preserve">“</w:t>
+      </w:r>
+      <w:r>
+        <w:t xml:space="preserve">You already poured,</w:t>
+      </w:r>
+      <w:r>
+        <w:t xml:space="preserve">”</w:t>
       </w:r>
       <w:r>
         <w:t xml:space="preserve"> </w:t>
@@ -1928,7 +2090,13 @@
         <w:t xml:space="preserve"> </w:t>
       </w:r>
       <w:r>
-        <w:t xml:space="preserve">“So you already know.”</w:t>
+        <w:t xml:space="preserve">“</w:t>
+      </w:r>
+      <w:r>
+        <w:t xml:space="preserve">So you already know.</w:t>
+      </w:r>
+      <w:r>
+        <w:t xml:space="preserve">”</w:t>
       </w:r>
     </w:p>
     <w:p>
@@ -1998,7 +2166,13 @@
         <w:t xml:space="preserve"> </w:t>
       </w:r>
       <w:r>
-        <w:t xml:space="preserve">“We held that line tonight,”</w:t>
+        <w:t xml:space="preserve">“</w:t>
+      </w:r>
+      <w:r>
+        <w:t xml:space="preserve">We held that line tonight,</w:t>
+      </w:r>
+      <w:r>
+        <w:t xml:space="preserve">”</w:t>
       </w:r>
       <w:r>
         <w:t xml:space="preserve"> </w:t>
@@ -2012,7 +2186,13 @@
         <w:pStyle w:val="BodyText"/>
       </w:pPr>
       <w:r>
-        <w:t xml:space="preserve">“We held it,”</w:t>
+        <w:t xml:space="preserve">“</w:t>
+      </w:r>
+      <w:r>
+        <w:t xml:space="preserve">We held it,</w:t>
+      </w:r>
+      <w:r>
+        <w:t xml:space="preserve">”</w:t>
       </w:r>
       <w:r>
         <w:t xml:space="preserve"> </w:t>
@@ -2052,8 +2232,8 @@
         </w:pict>
       </w:r>
     </w:p>
-    <w:bookmarkEnd w:id="13"/>
-    <w:bookmarkStart w:id="14" w:name="chapter-2-rampart"/>
+    <w:bookmarkEnd w:id="24"/>
+    <w:bookmarkStart w:id="25" w:name="chapter-2-rampart"/>
     <w:p>
       <w:pPr>
         <w:pStyle w:val="Heading2"/>
@@ -2075,7 +2255,13 @@
         <w:pStyle w:val="BodyText"/>
       </w:pPr>
       <w:r>
-        <w:t xml:space="preserve">“Vu.”</w:t>
+        <w:t xml:space="preserve">“</w:t>
+      </w:r>
+      <w:r>
+        <w:t xml:space="preserve">Vu.</w:t>
+      </w:r>
+      <w:r>
+        <w:t xml:space="preserve">”</w:t>
       </w:r>
       <w:r>
         <w:t xml:space="preserve"> </w:t>
@@ -2087,7 +2273,13 @@
         <w:t xml:space="preserve"> </w:t>
       </w:r>
       <w:r>
-        <w:t xml:space="preserve">“You see what Dex said about the risotto? In front of Ghost?”</w:t>
+        <w:t xml:space="preserve">“</w:t>
+      </w:r>
+      <w:r>
+        <w:t xml:space="preserve">You see what Dex said about the risotto? In front of Ghost?</w:t>
+      </w:r>
+      <w:r>
+        <w:t xml:space="preserve">”</w:t>
       </w:r>
     </w:p>
     <w:p>
@@ -2101,15 +2293,27 @@
         <w:t xml:space="preserve"> </w:t>
       </w:r>
       <w:r>
-        <w:t xml:space="preserve">“I saw.”</w:t>
-      </w:r>
-    </w:p>
-    <w:p>
-      <w:pPr>
-        <w:pStyle w:val="BodyText"/>
-      </w:pPr>
-      <w:r>
-        <w:t xml:space="preserve">“I almost —”</w:t>
+        <w:t xml:space="preserve">“</w:t>
+      </w:r>
+      <w:r>
+        <w:t xml:space="preserve">I saw.</w:t>
+      </w:r>
+      <w:r>
+        <w:t xml:space="preserve">”</w:t>
+      </w:r>
+    </w:p>
+    <w:p>
+      <w:pPr>
+        <w:pStyle w:val="BodyText"/>
+      </w:pPr>
+      <w:r>
+        <w:t xml:space="preserve">“</w:t>
+      </w:r>
+      <w:r>
+        <w:t xml:space="preserve">I almost —</w:t>
+      </w:r>
+      <w:r>
+        <w:t xml:space="preserve">”</w:t>
       </w:r>
       <w:r>
         <w:t xml:space="preserve"> </w:t>
@@ -2121,23 +2325,41 @@
         <w:t xml:space="preserve"> </w:t>
       </w:r>
       <w:r>
-        <w:t xml:space="preserve">“I almost went sideways on him. Right there in front of the whole line.”</w:t>
-      </w:r>
-    </w:p>
-    <w:p>
-      <w:pPr>
-        <w:pStyle w:val="BodyText"/>
-      </w:pPr>
-      <w:r>
-        <w:t xml:space="preserve">“But you didn’t.”</w:t>
-      </w:r>
-    </w:p>
-    <w:p>
-      <w:pPr>
-        <w:pStyle w:val="BodyText"/>
-      </w:pPr>
-      <w:r>
-        <w:t xml:space="preserve">“I didn’t.”</w:t>
+        <w:t xml:space="preserve">“</w:t>
+      </w:r>
+      <w:r>
+        <w:t xml:space="preserve">I almost went sideways on him. Right there in front of the whole line.</w:t>
+      </w:r>
+      <w:r>
+        <w:t xml:space="preserve">”</w:t>
+      </w:r>
+    </w:p>
+    <w:p>
+      <w:pPr>
+        <w:pStyle w:val="BodyText"/>
+      </w:pPr>
+      <w:r>
+        <w:t xml:space="preserve">“</w:t>
+      </w:r>
+      <w:r>
+        <w:t xml:space="preserve">But you didn’t.</w:t>
+      </w:r>
+      <w:r>
+        <w:t xml:space="preserve">”</w:t>
+      </w:r>
+    </w:p>
+    <w:p>
+      <w:pPr>
+        <w:pStyle w:val="BodyText"/>
+      </w:pPr>
+      <w:r>
+        <w:t xml:space="preserve">“</w:t>
+      </w:r>
+      <w:r>
+        <w:t xml:space="preserve">I didn’t.</w:t>
+      </w:r>
+      <w:r>
+        <w:t xml:space="preserve">”</w:t>
       </w:r>
       <w:r>
         <w:t xml:space="preserve"> </w:t>
@@ -2159,7 +2381,13 @@
         <w:pStyle w:val="BodyText"/>
       </w:pPr>
       <w:r>
-        <w:t xml:space="preserve">“Maya make it to her scrimmage this week?”</w:t>
+        <w:t xml:space="preserve">“</w:t>
+      </w:r>
+      <w:r>
+        <w:t xml:space="preserve">Maya make it to her scrimmage this week?</w:t>
+      </w:r>
+      <w:r>
+        <w:t xml:space="preserve">”</w:t>
       </w:r>
       <w:r>
         <w:t xml:space="preserve"> </w:t>
@@ -2179,7 +2407,13 @@
         <w:t xml:space="preserve"> </w:t>
       </w:r>
       <w:r>
-        <w:t xml:space="preserve">“Yeah. Scored twice.”</w:t>
+        <w:t xml:space="preserve">“</w:t>
+      </w:r>
+      <w:r>
+        <w:t xml:space="preserve">Yeah. Scored twice.</w:t>
+      </w:r>
+      <w:r>
+        <w:t xml:space="preserve">”</w:t>
       </w:r>
       <w:r>
         <w:t xml:space="preserve"> </w:t>
@@ -2191,7 +2425,13 @@
         <w:t xml:space="preserve"> </w:t>
       </w:r>
       <w:r>
-        <w:t xml:space="preserve">“I wasn’t there. Couldn’t swap the shift.”</w:t>
+        <w:t xml:space="preserve">“</w:t>
+      </w:r>
+      <w:r>
+        <w:t xml:space="preserve">I wasn’t there. Couldn’t swap the shift.</w:t>
+      </w:r>
+      <w:r>
+        <w:t xml:space="preserve">”</w:t>
       </w:r>
     </w:p>
     <w:p>
@@ -2207,7 +2447,13 @@
         <w:pStyle w:val="BodyText"/>
       </w:pPr>
       <w:r>
-        <w:t xml:space="preserve">“She knows,”</w:t>
+        <w:t xml:space="preserve">“</w:t>
+      </w:r>
+      <w:r>
+        <w:t xml:space="preserve">She knows,</w:t>
+      </w:r>
+      <w:r>
+        <w:t xml:space="preserve">”</w:t>
       </w:r>
       <w:r>
         <w:t xml:space="preserve"> </w:t>
@@ -2227,7 +2473,13 @@
         <w:t xml:space="preserve"> </w:t>
       </w:r>
       <w:r>
-        <w:t xml:space="preserve">“Yeah. I know she does.”</w:t>
+        <w:t xml:space="preserve">“</w:t>
+      </w:r>
+      <w:r>
+        <w:t xml:space="preserve">Yeah. I know she does.</w:t>
+      </w:r>
+      <w:r>
+        <w:t xml:space="preserve">”</w:t>
       </w:r>
       <w:r>
         <w:t xml:space="preserve"> </w:t>
@@ -2239,15 +2491,27 @@
         <w:t xml:space="preserve"> </w:t>
       </w:r>
       <w:r>
-        <w:t xml:space="preserve">“Alright. I’m out.”</w:t>
-      </w:r>
-    </w:p>
-    <w:p>
-      <w:pPr>
-        <w:pStyle w:val="BodyText"/>
-      </w:pPr>
-      <w:r>
-        <w:t xml:space="preserve">“Go home, Rampart.”</w:t>
+        <w:t xml:space="preserve">“</w:t>
+      </w:r>
+      <w:r>
+        <w:t xml:space="preserve">Alright. I’m out.</w:t>
+      </w:r>
+      <w:r>
+        <w:t xml:space="preserve">”</w:t>
+      </w:r>
+    </w:p>
+    <w:p>
+      <w:pPr>
+        <w:pStyle w:val="BodyText"/>
+      </w:pPr>
+      <w:r>
+        <w:t xml:space="preserve">“</w:t>
+      </w:r>
+      <w:r>
+        <w:t xml:space="preserve">Go home, Rampart.</w:t>
+      </w:r>
+      <w:r>
+        <w:t xml:space="preserve">”</w:t>
       </w:r>
     </w:p>
     <w:p>
@@ -2265,8 +2529,8 @@
         </w:pict>
       </w:r>
     </w:p>
-    <w:bookmarkEnd w:id="14"/>
-    <w:bookmarkStart w:id="15" w:name="chapter-3-the-friday-night-rush"/>
+    <w:bookmarkEnd w:id="25"/>
+    <w:bookmarkStart w:id="26" w:name="chapter-3-the-friday-night-rush"/>
     <w:p>
       <w:pPr>
         <w:pStyle w:val="Heading2"/>
@@ -2320,7 +2584,13 @@
         <w:pStyle w:val="BodyText"/>
       </w:pPr>
       <w:r>
-        <w:t xml:space="preserve">“Three minutes on the scallops!”</w:t>
+        <w:t xml:space="preserve">“</w:t>
+      </w:r>
+      <w:r>
+        <w:t xml:space="preserve">Three minutes on the scallops!</w:t>
+      </w:r>
+      <w:r>
+        <w:t xml:space="preserve">”</w:t>
       </w:r>
       <w:r>
         <w:t xml:space="preserve"> </w:t>
@@ -2332,7 +2602,13 @@
         <w:t xml:space="preserve"> </w:t>
       </w:r>
       <w:r>
-        <w:t xml:space="preserve">“I need those garnishes dropped now!”</w:t>
+        <w:t xml:space="preserve">“</w:t>
+      </w:r>
+      <w:r>
+        <w:t xml:space="preserve">I need those garnishes dropped now!</w:t>
+      </w:r>
+      <w:r>
+        <w:t xml:space="preserve">”</w:t>
       </w:r>
     </w:p>
     <w:p>
@@ -2364,7 +2640,13 @@
         <w:pStyle w:val="BodyText"/>
       </w:pPr>
       <w:r>
-        <w:t xml:space="preserve">“Table twelve just flagged a severe shellfish allergy. They need the snapper refired, separate pans, full cross-contamination protocol.”</w:t>
+        <w:t xml:space="preserve">“</w:t>
+      </w:r>
+      <w:r>
+        <w:t xml:space="preserve">Table twelve just flagged a severe shellfish allergy. They need the snapper refired, separate pans, full cross-contamination protocol.</w:t>
+      </w:r>
+      <w:r>
+        <w:t xml:space="preserve">”</w:t>
       </w:r>
     </w:p>
     <w:p>
@@ -2380,7 +2662,13 @@
         <w:pStyle w:val="BodyText"/>
       </w:pPr>
       <w:r>
-        <w:t xml:space="preserve">“Are you out of your mind?!”</w:t>
+        <w:t xml:space="preserve">“</w:t>
+      </w:r>
+      <w:r>
+        <w:t xml:space="preserve">Are you out of your mind?!</w:t>
+      </w:r>
+      <w:r>
+        <w:t xml:space="preserve">”</w:t>
       </w:r>
       <w:r>
         <w:t xml:space="preserve"> </w:t>
@@ -2392,15 +2680,27 @@
         <w:t xml:space="preserve"> </w:t>
       </w:r>
       <w:r>
-        <w:t xml:space="preserve">“The dish is plated! You don’t just remember an allergy when the food is dying in the window! Learn how to do your job before you step into my kitchen with that—”</w:t>
-      </w:r>
-    </w:p>
-    <w:p>
-      <w:pPr>
-        <w:pStyle w:val="BodyText"/>
-      </w:pPr>
-      <w:r>
-        <w:t xml:space="preserve">“Rampart.”</w:t>
+        <w:t xml:space="preserve">“</w:t>
+      </w:r>
+      <w:r>
+        <w:t xml:space="preserve">The dish is plated! You don’t just remember an allergy when the food is dying in the window! Learn how to do your job before you step into my kitchen with that—</w:t>
+      </w:r>
+      <w:r>
+        <w:t xml:space="preserve">”</w:t>
+      </w:r>
+    </w:p>
+    <w:p>
+      <w:pPr>
+        <w:pStyle w:val="BodyText"/>
+      </w:pPr>
+      <w:r>
+        <w:t xml:space="preserve">“</w:t>
+      </w:r>
+      <w:r>
+        <w:t xml:space="preserve">Rampart.</w:t>
+      </w:r>
+      <w:r>
+        <w:t xml:space="preserve">”</w:t>
       </w:r>
     </w:p>
     <w:p>
@@ -2424,7 +2724,13 @@
         <w:pStyle w:val="BodyText"/>
       </w:pPr>
       <w:r>
-        <w:t xml:space="preserve">“We have the product,”</w:t>
+        <w:t xml:space="preserve">“</w:t>
+      </w:r>
+      <w:r>
+        <w:t xml:space="preserve">We have the product,</w:t>
+      </w:r>
+      <w:r>
+        <w:t xml:space="preserve">”</w:t>
       </w:r>
       <w:r>
         <w:t xml:space="preserve"> </w:t>
@@ -2436,7 +2742,13 @@
         <w:t xml:space="preserve"> </w:t>
       </w:r>
       <w:r>
-        <w:t xml:space="preserve">“We have the time. Wipe your station. New pan. You’re holding this line beautifully — I need you to hold your temper. Breathe.”</w:t>
+        <w:t xml:space="preserve">“</w:t>
+      </w:r>
+      <w:r>
+        <w:t xml:space="preserve">We have the time. Wipe your station. New pan. You’re holding this line beautifully — I need you to hold your temper. Breathe.</w:t>
+      </w:r>
+      <w:r>
+        <w:t xml:space="preserve">”</w:t>
       </w:r>
     </w:p>
     <w:p>
@@ -2460,7 +2772,13 @@
         <w:pStyle w:val="BodyText"/>
       </w:pPr>
       <w:r>
-        <w:t xml:space="preserve">“Yes, Chef,”</w:t>
+        <w:t xml:space="preserve">“</w:t>
+      </w:r>
+      <w:r>
+        <w:t xml:space="preserve">Yes, Chef,</w:t>
+      </w:r>
+      <w:r>
+        <w:t xml:space="preserve">”</w:t>
       </w:r>
       <w:r>
         <w:t xml:space="preserve"> </w:t>
@@ -2472,7 +2790,13 @@
         <w:t xml:space="preserve"> </w:t>
       </w:r>
       <w:r>
-        <w:t xml:space="preserve">“Tell twelve it’s five minutes out. I’m on it.”</w:t>
+        <w:t xml:space="preserve">“</w:t>
+      </w:r>
+      <w:r>
+        <w:t xml:space="preserve">Tell twelve it’s five minutes out. I’m on it.</w:t>
+      </w:r>
+      <w:r>
+        <w:t xml:space="preserve">”</w:t>
       </w:r>
     </w:p>
     <w:p>
@@ -2502,7 +2826,13 @@
         <w:t xml:space="preserve"> </w:t>
       </w:r>
       <w:r>
-        <w:t xml:space="preserve">“Baron — the Clover POS just hard-crashed on terminal three. We can’t send tickets to the bar!”</w:t>
+        <w:t xml:space="preserve">“</w:t>
+      </w:r>
+      <w:r>
+        <w:t xml:space="preserve">Baron — the Clover POS just hard-crashed on terminal three. We can’t send tickets to the bar!</w:t>
+      </w:r>
+      <w:r>
+        <w:t xml:space="preserve">”</w:t>
       </w:r>
     </w:p>
     <w:p>
@@ -2550,7 +2880,13 @@
         <w:pStyle w:val="BodyText"/>
       </w:pPr>
       <w:r>
-        <w:t xml:space="preserve">“You have the wheel.”</w:t>
+        <w:t xml:space="preserve">“</w:t>
+      </w:r>
+      <w:r>
+        <w:t xml:space="preserve">You have the wheel.</w:t>
+      </w:r>
+      <w:r>
+        <w:t xml:space="preserve">”</w:t>
       </w:r>
     </w:p>
     <w:p>
@@ -2564,7 +2900,13 @@
         <w:t xml:space="preserve"> </w:t>
       </w:r>
       <w:r>
-        <w:t xml:space="preserve">“I got the wheel.”</w:t>
+        <w:t xml:space="preserve">“</w:t>
+      </w:r>
+      <w:r>
+        <w:t xml:space="preserve">I got the wheel.</w:t>
+      </w:r>
+      <w:r>
+        <w:t xml:space="preserve">”</w:t>
       </w:r>
     </w:p>
     <w:p>
@@ -2596,7 +2938,13 @@
         <w:pStyle w:val="BodyText"/>
       </w:pPr>
       <w:r>
-        <w:t xml:space="preserve">“Listen to my voice!”</w:t>
+        <w:t xml:space="preserve">“</w:t>
+      </w:r>
+      <w:r>
+        <w:t xml:space="preserve">Listen to my voice!</w:t>
+      </w:r>
+      <w:r>
+        <w:t xml:space="preserve">”</w:t>
       </w:r>
       <w:r>
         <w:t xml:space="preserve"> </w:t>
@@ -2608,7 +2956,13 @@
         <w:t xml:space="preserve"> </w:t>
       </w:r>
       <w:r>
-        <w:t xml:space="preserve">“Heavy sear on the redfish, drop the fryers for table seven, keep this line moving! We don’t sink tonight!”</w:t>
+        <w:t xml:space="preserve">“</w:t>
+      </w:r>
+      <w:r>
+        <w:t xml:space="preserve">Heavy sear on the redfish, drop the fryers for table seven, keep this line moving! We don’t sink tonight!</w:t>
+      </w:r>
+      <w:r>
+        <w:t xml:space="preserve">”</w:t>
       </w:r>
     </w:p>
     <w:p>
@@ -2658,8 +3012,8 @@
         </w:pict>
       </w:r>
     </w:p>
-    <w:bookmarkEnd w:id="15"/>
-    <w:bookmarkStart w:id="16" w:name="chapter-4-the-scarlet-redfish-crisis"/>
+    <w:bookmarkEnd w:id="26"/>
+    <w:bookmarkStart w:id="27" w:name="chapter-4-the-scarlet-redfish-crisis"/>
     <w:p>
       <w:pPr>
         <w:pStyle w:val="Heading2"/>
@@ -2729,7 +3083,13 @@
         <w:pStyle w:val="BodyText"/>
       </w:pPr>
       <w:r>
-        <w:t xml:space="preserve">“Talk to me,”</w:t>
+        <w:t xml:space="preserve">“</w:t>
+      </w:r>
+      <w:r>
+        <w:t xml:space="preserve">Talk to me,</w:t>
+      </w:r>
+      <w:r>
+        <w:t xml:space="preserve">”</w:t>
       </w:r>
       <w:r>
         <w:t xml:space="preserve"> </w:t>
@@ -2743,23 +3103,41 @@
         <w:pStyle w:val="BodyText"/>
       </w:pPr>
       <w:r>
-        <w:t xml:space="preserve">“What’s the panel reading?”</w:t>
-      </w:r>
-    </w:p>
-    <w:p>
-      <w:pPr>
-        <w:pStyle w:val="BodyText"/>
-      </w:pPr>
-      <w:r>
-        <w:t xml:space="preserve">“Holding at 375. Won’t climb. Digital interface. I need a remote diagnostic.”</w:t>
-      </w:r>
-    </w:p>
-    <w:p>
-      <w:pPr>
-        <w:pStyle w:val="BodyText"/>
-      </w:pPr>
-      <w:r>
-        <w:t xml:space="preserve">“Hit the panel — three-button sequence. Top left, bottom right, top left. Hold the third one for four seconds.”</w:t>
+        <w:t xml:space="preserve">“</w:t>
+      </w:r>
+      <w:r>
+        <w:t xml:space="preserve">What’s the panel reading?</w:t>
+      </w:r>
+      <w:r>
+        <w:t xml:space="preserve">”</w:t>
+      </w:r>
+    </w:p>
+    <w:p>
+      <w:pPr>
+        <w:pStyle w:val="BodyText"/>
+      </w:pPr>
+      <w:r>
+        <w:t xml:space="preserve">“</w:t>
+      </w:r>
+      <w:r>
+        <w:t xml:space="preserve">Holding at 375. Won’t climb. Digital interface. I need a remote diagnostic.</w:t>
+      </w:r>
+      <w:r>
+        <w:t xml:space="preserve">”</w:t>
+      </w:r>
+    </w:p>
+    <w:p>
+      <w:pPr>
+        <w:pStyle w:val="BodyText"/>
+      </w:pPr>
+      <w:r>
+        <w:t xml:space="preserve">“</w:t>
+      </w:r>
+      <w:r>
+        <w:t xml:space="preserve">Hit the panel — three-button sequence. Top left, bottom right, top left. Hold the third one for four seconds.</w:t>
+      </w:r>
+      <w:r>
+        <w:t xml:space="preserve">”</w:t>
       </w:r>
     </w:p>
     <w:p>
@@ -2807,7 +3185,13 @@
         <w:pStyle w:val="BodyText"/>
       </w:pPr>
       <w:r>
-        <w:t xml:space="preserve">“Override is holding,”</w:t>
+        <w:t xml:space="preserve">“</w:t>
+      </w:r>
+      <w:r>
+        <w:t xml:space="preserve">Override is holding,</w:t>
+      </w:r>
+      <w:r>
+        <w:t xml:space="preserve">”</w:t>
       </w:r>
       <w:r>
         <w:t xml:space="preserve"> </w:t>
@@ -2819,15 +3203,27 @@
         <w:t xml:space="preserve"> </w:t>
       </w:r>
       <w:r>
-        <w:t xml:space="preserve">“Sixty percent of target temp. Ambient heat only.”</w:t>
-      </w:r>
-    </w:p>
-    <w:p>
-      <w:pPr>
-        <w:pStyle w:val="BodyText"/>
-      </w:pPr>
-      <w:r>
-        <w:t xml:space="preserve">“That’s enough,”</w:t>
+        <w:t xml:space="preserve">“</w:t>
+      </w:r>
+      <w:r>
+        <w:t xml:space="preserve">Sixty percent of target temp. Ambient heat only.</w:t>
+      </w:r>
+      <w:r>
+        <w:t xml:space="preserve">”</w:t>
+      </w:r>
+    </w:p>
+    <w:p>
+      <w:pPr>
+        <w:pStyle w:val="BodyText"/>
+      </w:pPr>
+      <w:r>
+        <w:t xml:space="preserve">“</w:t>
+      </w:r>
+      <w:r>
+        <w:t xml:space="preserve">That’s enough,</w:t>
+      </w:r>
+      <w:r>
+        <w:t xml:space="preserve">”</w:t>
       </w:r>
       <w:r>
         <w:t xml:space="preserve"> </w:t>
@@ -2839,7 +3235,13 @@
         <w:t xml:space="preserve"> </w:t>
       </w:r>
       <w:r>
-        <w:t xml:space="preserve">“I’ll work with it.”</w:t>
+        <w:t xml:space="preserve">“</w:t>
+      </w:r>
+      <w:r>
+        <w:t xml:space="preserve">I’ll work with it.</w:t>
+      </w:r>
+      <w:r>
+        <w:t xml:space="preserve">”</w:t>
       </w:r>
     </w:p>
     <w:p>
@@ -2863,7 +3265,13 @@
         <w:pStyle w:val="BodyText"/>
       </w:pPr>
       <w:r>
-        <w:t xml:space="preserve">“Where do we stand now, Vieux?!”</w:t>
+        <w:t xml:space="preserve">“</w:t>
+      </w:r>
+      <w:r>
+        <w:t xml:space="preserve">Where do we stand now, Vieux?!</w:t>
+      </w:r>
+      <w:r>
+        <w:t xml:space="preserve">”</w:t>
       </w:r>
     </w:p>
     <w:p>
@@ -2877,23 +3285,41 @@
         <w:t xml:space="preserve"> </w:t>
       </w:r>
       <w:r>
-        <w:t xml:space="preserve">“Holding steady, Chef. New flow is locked in.”</w:t>
-      </w:r>
-    </w:p>
-    <w:p>
-      <w:pPr>
-        <w:pStyle w:val="BodyText"/>
-      </w:pPr>
-      <w:r>
-        <w:t xml:space="preserve">“How long to get back on track?”</w:t>
-      </w:r>
-    </w:p>
-    <w:p>
-      <w:pPr>
-        <w:pStyle w:val="BodyText"/>
-      </w:pPr>
-      <w:r>
-        <w:t xml:space="preserve">“Three minutes for the line to fully reset. I’ve staggered the incoming tickets with the front. We control the pace now.”</w:t>
+        <w:t xml:space="preserve">“</w:t>
+      </w:r>
+      <w:r>
+        <w:t xml:space="preserve">Holding steady, Chef. New flow is locked in.</w:t>
+      </w:r>
+      <w:r>
+        <w:t xml:space="preserve">”</w:t>
+      </w:r>
+    </w:p>
+    <w:p>
+      <w:pPr>
+        <w:pStyle w:val="BodyText"/>
+      </w:pPr>
+      <w:r>
+        <w:t xml:space="preserve">“</w:t>
+      </w:r>
+      <w:r>
+        <w:t xml:space="preserve">How long to get back on track?</w:t>
+      </w:r>
+      <w:r>
+        <w:t xml:space="preserve">”</w:t>
+      </w:r>
+    </w:p>
+    <w:p>
+      <w:pPr>
+        <w:pStyle w:val="BodyText"/>
+      </w:pPr>
+      <w:r>
+        <w:t xml:space="preserve">“</w:t>
+      </w:r>
+      <w:r>
+        <w:t xml:space="preserve">Three minutes for the line to fully reset. I’ve staggered the incoming tickets with the front. We control the pace now.</w:t>
+      </w:r>
+      <w:r>
+        <w:t xml:space="preserve">”</w:t>
       </w:r>
       <w:r>
         <w:t xml:space="preserve"> </w:t>
@@ -2913,15 +3339,27 @@
         <w:t xml:space="preserve"> </w:t>
       </w:r>
       <w:r>
-        <w:t xml:space="preserve">“Do we have enough redfish? If we burn even one more—”</w:t>
-      </w:r>
-    </w:p>
-    <w:p>
-      <w:pPr>
-        <w:pStyle w:val="BodyText"/>
-      </w:pPr>
-      <w:r>
-        <w:t xml:space="preserve">“Twenty-eight portions in the walk-in.”</w:t>
+        <w:t xml:space="preserve">“</w:t>
+      </w:r>
+      <w:r>
+        <w:t xml:space="preserve">Do we have enough redfish? If we burn even one more—</w:t>
+      </w:r>
+      <w:r>
+        <w:t xml:space="preserve">”</w:t>
+      </w:r>
+    </w:p>
+    <w:p>
+      <w:pPr>
+        <w:pStyle w:val="BodyText"/>
+      </w:pPr>
+      <w:r>
+        <w:t xml:space="preserve">“</w:t>
+      </w:r>
+      <w:r>
+        <w:t xml:space="preserve">Twenty-eight portions in the walk-in.</w:t>
+      </w:r>
+      <w:r>
+        <w:t xml:space="preserve">”</w:t>
       </w:r>
       <w:r>
         <w:t xml:space="preserve"> </w:t>
@@ -2933,23 +3371,41 @@
         <w:t xml:space="preserve"> </w:t>
       </w:r>
       <w:r>
-        <w:t xml:space="preserve">“We’re covered for the remaining reservations with a four-portion buffer.”</w:t>
-      </w:r>
-    </w:p>
-    <w:p>
-      <w:pPr>
-        <w:pStyle w:val="BodyText"/>
-      </w:pPr>
-      <w:r>
-        <w:t xml:space="preserve">“What was wrong with the oven?”</w:t>
-      </w:r>
-    </w:p>
-    <w:p>
-      <w:pPr>
-        <w:pStyle w:val="BodyText"/>
-      </w:pPr>
-      <w:r>
-        <w:t xml:space="preserve">“Digital interface dropped the thermostat. I bypassed the relay manually. The unit is holding ambient heat. The cast-iron sear compensates for the skin — flesh finishes in the oven at reduced temp.”</w:t>
+        <w:t xml:space="preserve">“</w:t>
+      </w:r>
+      <w:r>
+        <w:t xml:space="preserve">We’re covered for the remaining reservations with a four-portion buffer.</w:t>
+      </w:r>
+      <w:r>
+        <w:t xml:space="preserve">”</w:t>
+      </w:r>
+    </w:p>
+    <w:p>
+      <w:pPr>
+        <w:pStyle w:val="BodyText"/>
+      </w:pPr>
+      <w:r>
+        <w:t xml:space="preserve">“</w:t>
+      </w:r>
+      <w:r>
+        <w:t xml:space="preserve">What was wrong with the oven?</w:t>
+      </w:r>
+      <w:r>
+        <w:t xml:space="preserve">”</w:t>
+      </w:r>
+    </w:p>
+    <w:p>
+      <w:pPr>
+        <w:pStyle w:val="BodyText"/>
+      </w:pPr>
+      <w:r>
+        <w:t xml:space="preserve">“</w:t>
+      </w:r>
+      <w:r>
+        <w:t xml:space="preserve">Digital interface dropped the thermostat. I bypassed the relay manually. The unit is holding ambient heat. The cast-iron sear compensates for the skin — flesh finishes in the oven at reduced temp.</w:t>
+      </w:r>
+      <w:r>
+        <w:t xml:space="preserve">”</w:t>
       </w:r>
     </w:p>
     <w:p>
@@ -2963,15 +3419,27 @@
         <w:t xml:space="preserve"> </w:t>
       </w:r>
       <w:r>
-        <w:t xml:space="preserve">“How much are repairs?”</w:t>
-      </w:r>
-    </w:p>
-    <w:p>
-      <w:pPr>
-        <w:pStyle w:val="BodyText"/>
-      </w:pPr>
-      <w:r>
-        <w:t xml:space="preserve">“Zero tonight. My contact is in Monday morning. I’ll negotiate parts and labor when he arrives.”</w:t>
+        <w:t xml:space="preserve">“</w:t>
+      </w:r>
+      <w:r>
+        <w:t xml:space="preserve">How much are repairs?</w:t>
+      </w:r>
+      <w:r>
+        <w:t xml:space="preserve">”</w:t>
+      </w:r>
+    </w:p>
+    <w:p>
+      <w:pPr>
+        <w:pStyle w:val="BodyText"/>
+      </w:pPr>
+      <w:r>
+        <w:t xml:space="preserve">“</w:t>
+      </w:r>
+      <w:r>
+        <w:t xml:space="preserve">Zero tonight. My contact is in Monday morning. I’ll negotiate parts and labor when he arrives.</w:t>
+      </w:r>
+      <w:r>
+        <w:t xml:space="preserve">”</w:t>
       </w:r>
       <w:r>
         <w:t xml:space="preserve"> </w:t>
@@ -2993,7 +3461,13 @@
         <w:pStyle w:val="BodyText"/>
       </w:pPr>
       <w:r>
-        <w:t xml:space="preserve">“Service is saved, Chef.”</w:t>
+        <w:t xml:space="preserve">“</w:t>
+      </w:r>
+      <w:r>
+        <w:t xml:space="preserve">Service is saved, Chef.</w:t>
+      </w:r>
+      <w:r>
+        <w:t xml:space="preserve">”</w:t>
       </w:r>
     </w:p>
     <w:p>
@@ -3003,8 +3477,8 @@
         </w:pict>
       </w:r>
     </w:p>
-    <w:bookmarkEnd w:id="16"/>
-    <w:bookmarkStart w:id="17" w:name="chapter-5-the-bar"/>
+    <w:bookmarkEnd w:id="27"/>
+    <w:bookmarkStart w:id="28" w:name="chapter-5-the-bar"/>
     <w:p>
       <w:pPr>
         <w:pStyle w:val="Heading2"/>
@@ -3034,7 +3508,13 @@
         <w:pStyle w:val="BodyText"/>
       </w:pPr>
       <w:r>
-        <w:t xml:space="preserve">“Vieux. A word.”</w:t>
+        <w:t xml:space="preserve">“</w:t>
+      </w:r>
+      <w:r>
+        <w:t xml:space="preserve">Vieux. A word.</w:t>
+      </w:r>
+      <w:r>
+        <w:t xml:space="preserve">”</w:t>
       </w:r>
     </w:p>
     <w:p>
@@ -3058,7 +3538,13 @@
         <w:pStyle w:val="BodyText"/>
       </w:pPr>
       <w:r>
-        <w:t xml:space="preserve">“The service was different tonight,”</w:t>
+        <w:t xml:space="preserve">“</w:t>
+      </w:r>
+      <w:r>
+        <w:t xml:space="preserve">The service was different tonight,</w:t>
+      </w:r>
+      <w:r>
+        <w:t xml:space="preserve">”</w:t>
       </w:r>
       <w:r>
         <w:t xml:space="preserve"> </w:t>
@@ -3070,7 +3556,13 @@
         <w:t xml:space="preserve"> </w:t>
       </w:r>
       <w:r>
-        <w:t xml:space="preserve">“Not consistent with how we run things here.”</w:t>
+        <w:t xml:space="preserve">“</w:t>
+      </w:r>
+      <w:r>
+        <w:t xml:space="preserve">Not consistent with how we run things here.</w:t>
+      </w:r>
+      <w:r>
+        <w:t xml:space="preserve">”</w:t>
       </w:r>
     </w:p>
     <w:p>
@@ -3086,7 +3578,13 @@
         <w:pStyle w:val="BodyText"/>
       </w:pPr>
       <w:r>
-        <w:t xml:space="preserve">“These are my creations,”</w:t>
+        <w:t xml:space="preserve">“</w:t>
+      </w:r>
+      <w:r>
+        <w:t xml:space="preserve">These are my creations,</w:t>
+      </w:r>
+      <w:r>
+        <w:t xml:space="preserve">”</w:t>
       </w:r>
       <w:r>
         <w:t xml:space="preserve"> </w:t>
@@ -3098,7 +3596,13 @@
         <w:t xml:space="preserve"> </w:t>
       </w:r>
       <w:r>
-        <w:t xml:space="preserve">“My menu. My techniques. They cannot be altered because a piece of equipment decides to malfunction. You don’t have the authority to restructure my floor.”</w:t>
+        <w:t xml:space="preserve">“</w:t>
+      </w:r>
+      <w:r>
+        <w:t xml:space="preserve">My menu. My techniques. They cannot be altered because a piece of equipment decides to malfunction. You don’t have the authority to restructure my floor.</w:t>
+      </w:r>
+      <w:r>
+        <w:t xml:space="preserve">”</w:t>
       </w:r>
     </w:p>
     <w:p>
@@ -3122,7 +3626,13 @@
         <w:pStyle w:val="BodyText"/>
       </w:pPr>
       <w:r>
-        <w:t xml:space="preserve">“If you want to run a faulty kitchen, Vieux,”</w:t>
+        <w:t xml:space="preserve">“</w:t>
+      </w:r>
+      <w:r>
+        <w:t xml:space="preserve">If you want to run a faulty kitchen, Vieux,</w:t>
+      </w:r>
+      <w:r>
+        <w:t xml:space="preserve">”</w:t>
       </w:r>
       <w:r>
         <w:t xml:space="preserve"> </w:t>
@@ -3134,7 +3644,13 @@
         <w:t xml:space="preserve"> </w:t>
       </w:r>
       <w:r>
-        <w:t xml:space="preserve">“then you should start your own.”</w:t>
+        <w:t xml:space="preserve">“</w:t>
+      </w:r>
+      <w:r>
+        <w:t xml:space="preserve">then you should start your own.</w:t>
+      </w:r>
+      <w:r>
+        <w:t xml:space="preserve">”</w:t>
       </w:r>
     </w:p>
     <w:p>
@@ -3174,7 +3690,13 @@
         <w:pStyle w:val="BodyText"/>
       </w:pPr>
       <w:r>
-        <w:t xml:space="preserve">“Yes, Chef. I apologize,”</w:t>
+        <w:t xml:space="preserve">“</w:t>
+      </w:r>
+      <w:r>
+        <w:t xml:space="preserve">Yes, Chef. I apologize,</w:t>
+      </w:r>
+      <w:r>
+        <w:t xml:space="preserve">”</w:t>
       </w:r>
       <w:r>
         <w:t xml:space="preserve"> </w:t>
@@ -3206,8 +3728,8 @@
         </w:pict>
       </w:r>
     </w:p>
-    <w:bookmarkEnd w:id="17"/>
-    <w:bookmarkStart w:id="18" w:name="chapter-6-the-walk-home"/>
+    <w:bookmarkEnd w:id="28"/>
+    <w:bookmarkStart w:id="29" w:name="chapter-6-the-walk-home"/>
     <w:p>
       <w:pPr>
         <w:pStyle w:val="Heading2"/>
@@ -3278,8 +3800,8 @@
       </w:pPr>
       <w:r>
         <w:rPr>
+          <w:iCs/>
           <w:i/>
-          <w:iCs/>
         </w:rPr>
         <w:t xml:space="preserve">I’ll have to check that place out sometime.</w:t>
       </w:r>
@@ -3329,15 +3851,27 @@
         <w:pStyle w:val="BodyText"/>
       </w:pPr>
       <w:r>
-        <w:t xml:space="preserve">“You going to make me stand out here all night?”</w:t>
-      </w:r>
-    </w:p>
-    <w:p>
-      <w:pPr>
-        <w:pStyle w:val="BodyText"/>
-      </w:pPr>
-      <w:r>
-        <w:t xml:space="preserve">“I don’t have a time,”</w:t>
+        <w:t xml:space="preserve">“</w:t>
+      </w:r>
+      <w:r>
+        <w:t xml:space="preserve">You going to make me stand out here all night?</w:t>
+      </w:r>
+      <w:r>
+        <w:t xml:space="preserve">”</w:t>
+      </w:r>
+    </w:p>
+    <w:p>
+      <w:pPr>
+        <w:pStyle w:val="BodyText"/>
+      </w:pPr>
+      <w:r>
+        <w:t xml:space="preserve">“</w:t>
+      </w:r>
+      <w:r>
+        <w:t xml:space="preserve">I don’t have a time,</w:t>
+      </w:r>
+      <w:r>
+        <w:t xml:space="preserve">”</w:t>
       </w:r>
       <w:r>
         <w:t xml:space="preserve"> </w:t>
@@ -3349,7 +3883,13 @@
         <w:t xml:space="preserve"> </w:t>
       </w:r>
       <w:r>
-        <w:t xml:space="preserve">“Can’t be late to something I didn’t schedule.”</w:t>
+        <w:t xml:space="preserve">“</w:t>
+      </w:r>
+      <w:r>
+        <w:t xml:space="preserve">Can’t be late to something I didn’t schedule.</w:t>
+      </w:r>
+      <w:r>
+        <w:t xml:space="preserve">”</w:t>
       </w:r>
     </w:p>
     <w:p>
@@ -3373,7 +3913,13 @@
         <w:pStyle w:val="BodyText"/>
       </w:pPr>
       <w:r>
-        <w:t xml:space="preserve">“Melpomene?”</w:t>
+        <w:t xml:space="preserve">“</w:t>
+      </w:r>
+      <w:r>
+        <w:t xml:space="preserve">Melpomene?</w:t>
+      </w:r>
+      <w:r>
+        <w:t xml:space="preserve">”</w:t>
       </w:r>
       <w:r>
         <w:t xml:space="preserve"> </w:t>
@@ -3387,15 +3933,27 @@
         <w:pStyle w:val="BodyText"/>
       </w:pPr>
       <w:r>
-        <w:t xml:space="preserve">“After service.”</w:t>
-      </w:r>
-    </w:p>
-    <w:p>
-      <w:pPr>
-        <w:pStyle w:val="BodyText"/>
-      </w:pPr>
-      <w:r>
-        <w:t xml:space="preserve">“What did he say?”</w:t>
+        <w:t xml:space="preserve">“</w:t>
+      </w:r>
+      <w:r>
+        <w:t xml:space="preserve">After service.</w:t>
+      </w:r>
+      <w:r>
+        <w:t xml:space="preserve">”</w:t>
+      </w:r>
+    </w:p>
+    <w:p>
+      <w:pPr>
+        <w:pStyle w:val="BodyText"/>
+      </w:pPr>
+      <w:r>
+        <w:t xml:space="preserve">“</w:t>
+      </w:r>
+      <w:r>
+        <w:t xml:space="preserve">What did he say?</w:t>
+      </w:r>
+      <w:r>
+        <w:t xml:space="preserve">”</w:t>
       </w:r>
     </w:p>
     <w:p>
@@ -3409,7 +3967,13 @@
         <w:t xml:space="preserve"> </w:t>
       </w:r>
       <w:r>
-        <w:t xml:space="preserve">“That if I want to run a faulty kitchen, I should start my own.”</w:t>
+        <w:t xml:space="preserve">“</w:t>
+      </w:r>
+      <w:r>
+        <w:t xml:space="preserve">That if I want to run a faulty kitchen, I should start my own.</w:t>
+      </w:r>
+      <w:r>
+        <w:t xml:space="preserve">”</w:t>
       </w:r>
     </w:p>
     <w:p>
@@ -3423,7 +3987,13 @@
         <w:t xml:space="preserve"> </w:t>
       </w:r>
       <w:r>
-        <w:t xml:space="preserve">“Baron. When are you going to be ready to get this thing started?”</w:t>
+        <w:t xml:space="preserve">“</w:t>
+      </w:r>
+      <w:r>
+        <w:t xml:space="preserve">Baron. When are you going to be ready to get this thing started?</w:t>
+      </w:r>
+      <w:r>
+        <w:t xml:space="preserve">”</w:t>
       </w:r>
     </w:p>
     <w:p>
@@ -3439,7 +4009,13 @@
         <w:pStyle w:val="BodyText"/>
       </w:pPr>
       <w:r>
-        <w:t xml:space="preserve">“I hate it here,”</w:t>
+        <w:t xml:space="preserve">“</w:t>
+      </w:r>
+      <w:r>
+        <w:t xml:space="preserve">I hate it here,</w:t>
+      </w:r>
+      <w:r>
+        <w:t xml:space="preserve">”</w:t>
       </w:r>
       <w:r>
         <w:t xml:space="preserve"> </w:t>
@@ -3460,8 +4036,8 @@
       </w:r>
       <w:r>
         <w:rPr>
+          <w:iCs/>
           <w:i/>
-          <w:iCs/>
         </w:rPr>
         <w:t xml:space="preserve">thank you. For seeing it. For not letting me forget.</w:t>
       </w:r>
@@ -3497,8 +4073,8 @@
         </w:pict>
       </w:r>
     </w:p>
-    <w:bookmarkEnd w:id="18"/>
-    <w:bookmarkStart w:id="19" w:name="Xa47f20c0a3522bd989ba1836d5cc95532f4b098"/>
+    <w:bookmarkEnd w:id="29"/>
+    <w:bookmarkStart w:id="30" w:name="Xa47f20c0a3522bd989ba1836d5cc95532f4b098"/>
     <w:p>
       <w:pPr>
         <w:pStyle w:val="Heading2"/>
@@ -3536,7 +4112,13 @@
         <w:pStyle w:val="BodyText"/>
       </w:pPr>
       <w:r>
-        <w:t xml:space="preserve">“Something special?”</w:t>
+        <w:t xml:space="preserve">“</w:t>
+      </w:r>
+      <w:r>
+        <w:t xml:space="preserve">Something special?</w:t>
+      </w:r>
+      <w:r>
+        <w:t xml:space="preserve">”</w:t>
       </w:r>
       <w:r>
         <w:t xml:space="preserve"> </w:t>
@@ -3550,7 +4132,13 @@
         <w:pStyle w:val="BodyText"/>
       </w:pPr>
       <w:r>
-        <w:t xml:space="preserve">“Maybe,”</w:t>
+        <w:t xml:space="preserve">“</w:t>
+      </w:r>
+      <w:r>
+        <w:t xml:space="preserve">Maybe,</w:t>
+      </w:r>
+      <w:r>
+        <w:t xml:space="preserve">”</w:t>
       </w:r>
       <w:r>
         <w:t xml:space="preserve"> </w:t>
@@ -3562,7 +4150,13 @@
         <w:t xml:space="preserve"> </w:t>
       </w:r>
       <w:r>
-        <w:t xml:space="preserve">“I’ll know tonight.”</w:t>
+        <w:t xml:space="preserve">“</w:t>
+      </w:r>
+      <w:r>
+        <w:t xml:space="preserve">I’ll know tonight.</w:t>
+      </w:r>
+      <w:r>
+        <w:t xml:space="preserve">”</w:t>
       </w:r>
     </w:p>
     <w:p>
@@ -3627,8 +4221,8 @@
       </w:pPr>
       <w:r>
         <w:rPr>
+          <w:iCs/>
           <w:i/>
-          <w:iCs/>
         </w:rPr>
         <w:t xml:space="preserve">That’s it.</w:t>
       </w:r>
@@ -3647,6 +4241,14 @@
       </w:pPr>
       <w:r>
         <w:t xml:space="preserve">He called it the Scarlet Elixir.</w:t>
+      </w:r>
+    </w:p>
+    <w:p>
+      <w:pPr>
+        <w:pStyle w:val="BodyText"/>
+      </w:pPr>
+      <w:r>
+        <w:t xml:space="preserve">It was the same instinct — coastal heat balanced against bright acid — that would surface again in another creation entirely, years from now, built from crab and avocado instead of tomato and guajillo. Two separate dishes. Never the same recipe. Only the same conviction that flavor had to fight for itself before it earned a plate.</w:t>
       </w:r>
     </w:p>
     <w:p>
@@ -3664,8 +4266,8 @@
         </w:pict>
       </w:r>
     </w:p>
-    <w:bookmarkEnd w:id="19"/>
-    <w:bookmarkStart w:id="20" w:name="chapter-8-elysian-fields"/>
+    <w:bookmarkEnd w:id="30"/>
+    <w:bookmarkStart w:id="31" w:name="chapter-8-elysian-fields"/>
     <w:p>
       <w:pPr>
         <w:pStyle w:val="Heading2"/>
@@ -3703,7 +4305,13 @@
         <w:pStyle w:val="BodyText"/>
       </w:pPr>
       <w:r>
-        <w:t xml:space="preserve">“Mr. Vieux,”</w:t>
+        <w:t xml:space="preserve">“</w:t>
+      </w:r>
+      <w:r>
+        <w:t xml:space="preserve">Mr. Vieux,</w:t>
+      </w:r>
+      <w:r>
+        <w:t xml:space="preserve">”</w:t>
       </w:r>
       <w:r>
         <w:t xml:space="preserve"> </w:t>
@@ -3716,8 +4324,8 @@
       </w:r>
       <w:r>
         <w:rPr>
+          <w:iCs/>
           <w:i/>
-          <w:iCs/>
         </w:rPr>
         <w:t xml:space="preserve">views</w:t>
       </w:r>
@@ -3728,7 +4336,13 @@
         <w:t xml:space="preserve"> </w:t>
       </w:r>
       <w:r>
-        <w:t xml:space="preserve">“Sit down.”</w:t>
+        <w:t xml:space="preserve">“</w:t>
+      </w:r>
+      <w:r>
+        <w:t xml:space="preserve">Sit down.</w:t>
+      </w:r>
+      <w:r>
+        <w:t xml:space="preserve">”</w:t>
       </w:r>
     </w:p>
     <w:p>
@@ -3744,7 +4358,13 @@
         <w:pStyle w:val="BodyText"/>
       </w:pPr>
       <w:r>
-        <w:t xml:space="preserve">“I’ve reviewed your revised site assessment,”</w:t>
+        <w:t xml:space="preserve">“</w:t>
+      </w:r>
+      <w:r>
+        <w:t xml:space="preserve">I’ve reviewed your revised site assessment,</w:t>
+      </w:r>
+      <w:r>
+        <w:t xml:space="preserve">”</w:t>
       </w:r>
       <w:r>
         <w:t xml:space="preserve"> </w:t>
@@ -3756,15 +4376,27 @@
         <w:t xml:space="preserve"> </w:t>
       </w:r>
       <w:r>
-        <w:t xml:space="preserve">“The zoning classification for the Magazine Street parcel continues to present challenges. A mobile food operation of this nature—”</w:t>
-      </w:r>
-    </w:p>
-    <w:p>
-      <w:pPr>
-        <w:pStyle w:val="BodyText"/>
-      </w:pPr>
-      <w:r>
-        <w:t xml:space="preserve">“It’s a fixed container structure on a privately leased parcel,”</w:t>
+        <w:t xml:space="preserve">“</w:t>
+      </w:r>
+      <w:r>
+        <w:t xml:space="preserve">The zoning classification for the Magazine Street parcel continues to present challenges. A mobile food operation of this nature—</w:t>
+      </w:r>
+      <w:r>
+        <w:t xml:space="preserve">”</w:t>
+      </w:r>
+    </w:p>
+    <w:p>
+      <w:pPr>
+        <w:pStyle w:val="BodyText"/>
+      </w:pPr>
+      <w:r>
+        <w:t xml:space="preserve">“</w:t>
+      </w:r>
+      <w:r>
+        <w:t xml:space="preserve">It’s a fixed container structure on a privately leased parcel,</w:t>
+      </w:r>
+      <w:r>
+        <w:t xml:space="preserve">”</w:t>
       </w:r>
       <w:r>
         <w:t xml:space="preserve"> </w:t>
@@ -3776,7 +4408,13 @@
         <w:t xml:space="preserve"> </w:t>
       </w:r>
       <w:r>
-        <w:t xml:space="preserve">“That distinction changes the permit classification, and it was outlined in section three of the revised submission.”</w:t>
+        <w:t xml:space="preserve">“</w:t>
+      </w:r>
+      <w:r>
+        <w:t xml:space="preserve">That distinction changes the permit classification, and it was outlined in section three of the revised submission.</w:t>
+      </w:r>
+      <w:r>
+        <w:t xml:space="preserve">”</w:t>
       </w:r>
     </w:p>
     <w:p>
@@ -3792,7 +4430,13 @@
         <w:pStyle w:val="BodyText"/>
       </w:pPr>
       <w:r>
-        <w:t xml:space="preserve">“The distinction,”</w:t>
+        <w:t xml:space="preserve">“</w:t>
+      </w:r>
+      <w:r>
+        <w:t xml:space="preserve">The distinction,</w:t>
+      </w:r>
+      <w:r>
+        <w:t xml:space="preserve">”</w:t>
       </w:r>
       <w:r>
         <w:t xml:space="preserve"> </w:t>
@@ -3804,15 +4448,27 @@
         <w:t xml:space="preserve"> </w:t>
       </w:r>
       <w:r>
-        <w:t xml:space="preserve">“is one I will make when I’m satisfied the application is compliant.”</w:t>
-      </w:r>
-    </w:p>
-    <w:p>
-      <w:pPr>
-        <w:pStyle w:val="BodyText"/>
-      </w:pPr>
-      <w:r>
-        <w:t xml:space="preserve">“What specifically remains out of compliance?”</w:t>
+        <w:t xml:space="preserve">“</w:t>
+      </w:r>
+      <w:r>
+        <w:t xml:space="preserve">is one I will make when I’m satisfied the application is compliant.</w:t>
+      </w:r>
+      <w:r>
+        <w:t xml:space="preserve">”</w:t>
+      </w:r>
+    </w:p>
+    <w:p>
+      <w:pPr>
+        <w:pStyle w:val="BodyText"/>
+      </w:pPr>
+      <w:r>
+        <w:t xml:space="preserve">“</w:t>
+      </w:r>
+      <w:r>
+        <w:t xml:space="preserve">What specifically remains out of compliance?</w:t>
+      </w:r>
+      <w:r>
+        <w:t xml:space="preserve">”</w:t>
       </w:r>
       <w:r>
         <w:t xml:space="preserve"> </w:t>
@@ -3832,15 +4488,27 @@
         <w:t xml:space="preserve"> </w:t>
       </w:r>
       <w:r>
-        <w:t xml:space="preserve">“Mr. Vieux. I’ll be direct with you. This corridor sees a significant volume of concept applications. The process is thorough for everyone.”</w:t>
-      </w:r>
-    </w:p>
-    <w:p>
-      <w:pPr>
-        <w:pStyle w:val="BodyText"/>
-      </w:pPr>
-      <w:r>
-        <w:t xml:space="preserve">“I understand the process is thorough,”</w:t>
+        <w:t xml:space="preserve">“</w:t>
+      </w:r>
+      <w:r>
+        <w:t xml:space="preserve">Mr. Vieux. I’ll be direct with you. This corridor sees a significant volume of concept applications. The process is thorough for everyone.</w:t>
+      </w:r>
+      <w:r>
+        <w:t xml:space="preserve">”</w:t>
+      </w:r>
+    </w:p>
+    <w:p>
+      <w:pPr>
+        <w:pStyle w:val="BodyText"/>
+      </w:pPr>
+      <w:r>
+        <w:t xml:space="preserve">“</w:t>
+      </w:r>
+      <w:r>
+        <w:t xml:space="preserve">I understand the process is thorough,</w:t>
+      </w:r>
+      <w:r>
+        <w:t xml:space="preserve">”</w:t>
       </w:r>
       <w:r>
         <w:t xml:space="preserve"> </w:t>
@@ -3852,39 +4520,69 @@
         <w:t xml:space="preserve"> </w:t>
       </w:r>
       <w:r>
-        <w:t xml:space="preserve">“I’m asking what specific item requires resolution so I can address it today.”</w:t>
-      </w:r>
-    </w:p>
-    <w:p>
-      <w:pPr>
-        <w:pStyle w:val="BodyText"/>
-      </w:pPr>
-      <w:r>
-        <w:t xml:space="preserve">“The electrical infrastructure documentation—”</w:t>
-      </w:r>
-    </w:p>
-    <w:p>
-      <w:pPr>
-        <w:pStyle w:val="BodyText"/>
-      </w:pPr>
-      <w:r>
-        <w:t xml:space="preserve">“Submitted with the second revision.”</w:t>
-      </w:r>
-    </w:p>
-    <w:p>
-      <w:pPr>
-        <w:pStyle w:val="BodyText"/>
-      </w:pPr>
-      <w:r>
-        <w:t xml:space="preserve">“And the noise ordinance impact assessment.”</w:t>
-      </w:r>
-    </w:p>
-    <w:p>
-      <w:pPr>
-        <w:pStyle w:val="BodyText"/>
-      </w:pPr>
-      <w:r>
-        <w:t xml:space="preserve">“Also submitted. Section five, appendix B.”</w:t>
+        <w:t xml:space="preserve">“</w:t>
+      </w:r>
+      <w:r>
+        <w:t xml:space="preserve">I’m asking what specific item requires resolution so I can address it today.</w:t>
+      </w:r>
+      <w:r>
+        <w:t xml:space="preserve">”</w:t>
+      </w:r>
+    </w:p>
+    <w:p>
+      <w:pPr>
+        <w:pStyle w:val="BodyText"/>
+      </w:pPr>
+      <w:r>
+        <w:t xml:space="preserve">“</w:t>
+      </w:r>
+      <w:r>
+        <w:t xml:space="preserve">The electrical infrastructure documentation—</w:t>
+      </w:r>
+      <w:r>
+        <w:t xml:space="preserve">”</w:t>
+      </w:r>
+    </w:p>
+    <w:p>
+      <w:pPr>
+        <w:pStyle w:val="BodyText"/>
+      </w:pPr>
+      <w:r>
+        <w:t xml:space="preserve">“</w:t>
+      </w:r>
+      <w:r>
+        <w:t xml:space="preserve">Submitted with the second revision.</w:t>
+      </w:r>
+      <w:r>
+        <w:t xml:space="preserve">”</w:t>
+      </w:r>
+    </w:p>
+    <w:p>
+      <w:pPr>
+        <w:pStyle w:val="BodyText"/>
+      </w:pPr>
+      <w:r>
+        <w:t xml:space="preserve">“</w:t>
+      </w:r>
+      <w:r>
+        <w:t xml:space="preserve">And the noise ordinance impact assessment.</w:t>
+      </w:r>
+      <w:r>
+        <w:t xml:space="preserve">”</w:t>
+      </w:r>
+    </w:p>
+    <w:p>
+      <w:pPr>
+        <w:pStyle w:val="BodyText"/>
+      </w:pPr>
+      <w:r>
+        <w:t xml:space="preserve">“</w:t>
+      </w:r>
+      <w:r>
+        <w:t xml:space="preserve">Also submitted. Section five, appendix B.</w:t>
+      </w:r>
+      <w:r>
+        <w:t xml:space="preserve">”</w:t>
       </w:r>
     </w:p>
     <w:p>
@@ -3898,15 +4596,27 @@
         <w:t xml:space="preserve"> </w:t>
       </w:r>
       <w:r>
-        <w:t xml:space="preserve">“There is also the question of long-term financial viability. The city has an interest in developments that demonstrate—”</w:t>
-      </w:r>
-    </w:p>
-    <w:p>
-      <w:pPr>
-        <w:pStyle w:val="BodyText"/>
-      </w:pPr>
-      <w:r>
-        <w:t xml:space="preserve">“The city’s interest in the financial viability of a private business venture is not a criterion in the municipal commercial food operation permitting code,”</w:t>
+        <w:t xml:space="preserve">“</w:t>
+      </w:r>
+      <w:r>
+        <w:t xml:space="preserve">There is also the question of long-term financial viability. The city has an interest in developments that demonstrate—</w:t>
+      </w:r>
+      <w:r>
+        <w:t xml:space="preserve">”</w:t>
+      </w:r>
+    </w:p>
+    <w:p>
+      <w:pPr>
+        <w:pStyle w:val="BodyText"/>
+      </w:pPr>
+      <w:r>
+        <w:t xml:space="preserve">“</w:t>
+      </w:r>
+      <w:r>
+        <w:t xml:space="preserve">The city’s interest in the financial viability of a private business venture is not a criterion in the municipal commercial food operation permitting code,</w:t>
+      </w:r>
+      <w:r>
+        <w:t xml:space="preserve">”</w:t>
       </w:r>
       <w:r>
         <w:t xml:space="preserve"> </w:t>
@@ -3918,7 +4628,13 @@
         <w:t xml:space="preserve"> </w:t>
       </w:r>
       <w:r>
-        <w:t xml:space="preserve">“I have an LLC, a certified food service operation, a signed lease, and documentation covering every requirement in the municipal code. If there is a specific outstanding item, I’d like to address it now.”</w:t>
+        <w:t xml:space="preserve">“</w:t>
+      </w:r>
+      <w:r>
+        <w:t xml:space="preserve">I have an LLC, a certified food service operation, a signed lease, and documentation covering every requirement in the municipal code. If there is a specific outstanding item, I’d like to address it now.</w:t>
+      </w:r>
+      <w:r>
+        <w:t xml:space="preserve">”</w:t>
       </w:r>
     </w:p>
     <w:p>
@@ -3942,7 +4658,13 @@
         <w:pStyle w:val="BodyText"/>
       </w:pPr>
       <w:r>
-        <w:t xml:space="preserve">“I’ll need the electrical infrastructure signoff from a licensed city contractor,”</w:t>
+        <w:t xml:space="preserve">“</w:t>
+      </w:r>
+      <w:r>
+        <w:t xml:space="preserve">I’ll need the electrical infrastructure signoff from a licensed city contractor,</w:t>
+      </w:r>
+      <w:r>
+        <w:t xml:space="preserve">”</w:t>
       </w:r>
       <w:r>
         <w:t xml:space="preserve"> </w:t>
@@ -3954,7 +4676,13 @@
         <w:t xml:space="preserve"> </w:t>
       </w:r>
       <w:r>
-        <w:t xml:space="preserve">“An original signature from a contractor currently on the city registry.”</w:t>
+        <w:t xml:space="preserve">“</w:t>
+      </w:r>
+      <w:r>
+        <w:t xml:space="preserve">An original signature from a contractor currently on the city registry.</w:t>
+      </w:r>
+      <w:r>
+        <w:t xml:space="preserve">”</w:t>
       </w:r>
     </w:p>
     <w:p>
@@ -3994,7 +4722,13 @@
         <w:pStyle w:val="BodyText"/>
       </w:pPr>
       <w:r>
-        <w:t xml:space="preserve">“I’ll expect the permit status update within the standard five business day window,”</w:t>
+        <w:t xml:space="preserve">“</w:t>
+      </w:r>
+      <w:r>
+        <w:t xml:space="preserve">I’ll expect the permit status update within the standard five business day window,</w:t>
+      </w:r>
+      <w:r>
+        <w:t xml:space="preserve">”</w:t>
       </w:r>
       <w:r>
         <w:t xml:space="preserve"> </w:t>
@@ -4006,7 +4740,13 @@
         <w:t xml:space="preserve"> </w:t>
       </w:r>
       <w:r>
-        <w:t xml:space="preserve">“Thank you for your time.”</w:t>
+        <w:t xml:space="preserve">“</w:t>
+      </w:r>
+      <w:r>
+        <w:t xml:space="preserve">Thank you for your time.</w:t>
+      </w:r>
+      <w:r>
+        <w:t xml:space="preserve">”</w:t>
       </w:r>
     </w:p>
     <w:p>
@@ -4047,8 +4787,8 @@
         </w:pict>
       </w:r>
     </w:p>
-    <w:bookmarkEnd w:id="20"/>
-    <w:bookmarkStart w:id="21" w:name="chapter-9-roe-velvet"/>
+    <w:bookmarkEnd w:id="31"/>
+    <w:bookmarkStart w:id="32" w:name="chapter-9-roe-velvet"/>
     <w:p>
       <w:pPr>
         <w:pStyle w:val="Heading2"/>
@@ -4078,7 +4818,13 @@
         <w:pStyle w:val="BodyText"/>
       </w:pPr>
       <w:r>
-        <w:t xml:space="preserve">“Well?”</w:t>
+        <w:t xml:space="preserve">“</w:t>
+      </w:r>
+      <w:r>
+        <w:t xml:space="preserve">Well?</w:t>
+      </w:r>
+      <w:r>
+        <w:t xml:space="preserve">”</w:t>
       </w:r>
       <w:r>
         <w:t xml:space="preserve"> </w:t>
@@ -4098,32 +4844,56 @@
         <w:t xml:space="preserve"> </w:t>
       </w:r>
       <w:r>
-        <w:t xml:space="preserve">“It’s good.”</w:t>
-      </w:r>
-    </w:p>
-    <w:p>
-      <w:pPr>
-        <w:pStyle w:val="BodyText"/>
-      </w:pPr>
-      <w:r>
-        <w:t xml:space="preserve">“That’s it?</w:t>
-      </w:r>
-      <w:r>
-        <w:t xml:space="preserve"> </w:t>
-      </w:r>
-      <w:r>
-        <w:t xml:space="preserve">‘It’s good’</w:t>
-      </w:r>
-      <w:r>
-        <w:t xml:space="preserve">?”</w:t>
-      </w:r>
-    </w:p>
-    <w:p>
-      <w:pPr>
-        <w:pStyle w:val="BodyText"/>
-      </w:pPr>
-      <w:r>
-        <w:t xml:space="preserve">“You want a parade, take it to Calliope. She’ll give you the parade.”</w:t>
+        <w:t xml:space="preserve">“</w:t>
+      </w:r>
+      <w:r>
+        <w:t xml:space="preserve">It’s good.</w:t>
+      </w:r>
+      <w:r>
+        <w:t xml:space="preserve">”</w:t>
+      </w:r>
+    </w:p>
+    <w:p>
+      <w:pPr>
+        <w:pStyle w:val="BodyText"/>
+      </w:pPr>
+      <w:r>
+        <w:t xml:space="preserve">“</w:t>
+      </w:r>
+      <w:r>
+        <w:t xml:space="preserve">That’s it?</w:t>
+      </w:r>
+      <w:r>
+        <w:t xml:space="preserve"> </w:t>
+      </w:r>
+      <w:r>
+        <w:t xml:space="preserve">‘</w:t>
+      </w:r>
+      <w:r>
+        <w:t xml:space="preserve">It’s good</w:t>
+      </w:r>
+      <w:r>
+        <w:t xml:space="preserve">’</w:t>
+      </w:r>
+      <w:r>
+        <w:t xml:space="preserve">?</w:t>
+      </w:r>
+      <w:r>
+        <w:t xml:space="preserve">”</w:t>
+      </w:r>
+    </w:p>
+    <w:p>
+      <w:pPr>
+        <w:pStyle w:val="BodyText"/>
+      </w:pPr>
+      <w:r>
+        <w:t xml:space="preserve">“</w:t>
+      </w:r>
+      <w:r>
+        <w:t xml:space="preserve">You want a parade, take it to Calliope. She’ll give you the parade.</w:t>
+      </w:r>
+      <w:r>
+        <w:t xml:space="preserve">”</w:t>
       </w:r>
       <w:r>
         <w:t xml:space="preserve"> </w:t>
@@ -4135,7 +4905,13 @@
         <w:t xml:space="preserve"> </w:t>
       </w:r>
       <w:r>
-        <w:t xml:space="preserve">“Or she won’t, and you’ll know it’s actually good.”</w:t>
+        <w:t xml:space="preserve">“</w:t>
+      </w:r>
+      <w:r>
+        <w:t xml:space="preserve">Or she won’t, and you’ll know it’s actually good.</w:t>
+      </w:r>
+      <w:r>
+        <w:t xml:space="preserve">”</w:t>
       </w:r>
     </w:p>
     <w:p>
@@ -4174,7 +4950,13 @@
         <w:pStyle w:val="BodyText"/>
       </w:pPr>
       <w:r>
-        <w:t xml:space="preserve">“You didn’t call ahead,”</w:t>
+        <w:t xml:space="preserve">“</w:t>
+      </w:r>
+      <w:r>
+        <w:t xml:space="preserve">You didn’t call ahead,</w:t>
+      </w:r>
+      <w:r>
+        <w:t xml:space="preserve">”</w:t>
       </w:r>
       <w:r>
         <w:t xml:space="preserve"> </w:t>
@@ -4188,7 +4970,13 @@
         <w:pStyle w:val="BodyText"/>
       </w:pPr>
       <w:r>
-        <w:t xml:space="preserve">“Can’t call ahead to something I didn’t schedule.”</w:t>
+        <w:t xml:space="preserve">“</w:t>
+      </w:r>
+      <w:r>
+        <w:t xml:space="preserve">Can’t call ahead to something I didn’t schedule.</w:t>
+      </w:r>
+      <w:r>
+        <w:t xml:space="preserve">”</w:t>
       </w:r>
     </w:p>
     <w:p>
@@ -4202,15 +4990,27 @@
         <w:t xml:space="preserve"> </w:t>
       </w:r>
       <w:r>
-        <w:t xml:space="preserve">“What is that.”</w:t>
-      </w:r>
-    </w:p>
-    <w:p>
-      <w:pPr>
-        <w:pStyle w:val="BodyText"/>
-      </w:pPr>
-      <w:r>
-        <w:t xml:space="preserve">“You will notice,”</w:t>
+        <w:t xml:space="preserve">“</w:t>
+      </w:r>
+      <w:r>
+        <w:t xml:space="preserve">What is that.</w:t>
+      </w:r>
+      <w:r>
+        <w:t xml:space="preserve">”</w:t>
+      </w:r>
+    </w:p>
+    <w:p>
+      <w:pPr>
+        <w:pStyle w:val="BodyText"/>
+      </w:pPr>
+      <w:r>
+        <w:t xml:space="preserve">“</w:t>
+      </w:r>
+      <w:r>
+        <w:t xml:space="preserve">You will notice,</w:t>
+      </w:r>
+      <w:r>
+        <w:t xml:space="preserve">”</w:t>
       </w:r>
       <w:r>
         <w:t xml:space="preserve"> </w:t>
@@ -4222,7 +5022,13 @@
         <w:t xml:space="preserve"> </w:t>
       </w:r>
       <w:r>
-        <w:t xml:space="preserve">“that I have done the unthinkable.”</w:t>
+        <w:t xml:space="preserve">“</w:t>
+      </w:r>
+      <w:r>
+        <w:t xml:space="preserve">that I have done the unthinkable.</w:t>
+      </w:r>
+      <w:r>
+        <w:t xml:space="preserve">”</w:t>
       </w:r>
       <w:r>
         <w:t xml:space="preserve"> </w:t>
@@ -4234,7 +5040,13 @@
         <w:t xml:space="preserve"> </w:t>
       </w:r>
       <w:r>
-        <w:t xml:space="preserve">“I have made the roe… wait.”</w:t>
+        <w:t xml:space="preserve">“</w:t>
+      </w:r>
+      <w:r>
+        <w:t xml:space="preserve">I have made the roe… wait.</w:t>
+      </w:r>
+      <w:r>
+        <w:t xml:space="preserve">”</w:t>
       </w:r>
     </w:p>
     <w:p>
@@ -4250,7 +5062,13 @@
         <w:pStyle w:val="BodyText"/>
       </w:pPr>
       <w:r>
-        <w:t xml:space="preserve">“For years, the egg has waited at the bow of the boat, on the blini, on the canapé, always playing supporting role. Tonight—”</w:t>
+        <w:t xml:space="preserve">“</w:t>
+      </w:r>
+      <w:r>
+        <w:t xml:space="preserve">For years, the egg has waited at the bow of the boat, on the blini, on the canapé, always playing supporting role. Tonight—</w:t>
+      </w:r>
+      <w:r>
+        <w:t xml:space="preserve">”</w:t>
       </w:r>
       <w:r>
         <w:t xml:space="preserve"> </w:t>
@@ -4262,7 +5080,13 @@
         <w:t xml:space="preserve"> </w:t>
       </w:r>
       <w:r>
-        <w:t xml:space="preserve">“—it sits center stage. Atop velvet. Atop my velvet.”</w:t>
+        <w:t xml:space="preserve">“</w:t>
+      </w:r>
+      <w:r>
+        <w:t xml:space="preserve">—it sits center stage. Atop velvet. Atop my velvet.</w:t>
+      </w:r>
+      <w:r>
+        <w:t xml:space="preserve">”</w:t>
       </w:r>
     </w:p>
     <w:p>
@@ -4276,7 +5100,13 @@
         <w:t xml:space="preserve"> </w:t>
       </w:r>
       <w:r>
-        <w:t xml:space="preserve">“This is not fusion,”</w:t>
+        <w:t xml:space="preserve">“</w:t>
+      </w:r>
+      <w:r>
+        <w:t xml:space="preserve">This is not fusion,</w:t>
+      </w:r>
+      <w:r>
+        <w:t xml:space="preserve">”</w:t>
       </w:r>
       <w:r>
         <w:t xml:space="preserve"> </w:t>
@@ -4288,15 +5118,27 @@
         <w:t xml:space="preserve"> </w:t>
       </w:r>
       <w:r>
-        <w:t xml:space="preserve">“This is destiny.”</w:t>
-      </w:r>
-    </w:p>
-    <w:p>
-      <w:pPr>
-        <w:pStyle w:val="BodyText"/>
-      </w:pPr>
-      <w:r>
-        <w:t xml:space="preserve">“Destiny,”</w:t>
+        <w:t xml:space="preserve">“</w:t>
+      </w:r>
+      <w:r>
+        <w:t xml:space="preserve">This is destiny.</w:t>
+      </w:r>
+      <w:r>
+        <w:t xml:space="preserve">”</w:t>
+      </w:r>
+    </w:p>
+    <w:p>
+      <w:pPr>
+        <w:pStyle w:val="BodyText"/>
+      </w:pPr>
+      <w:r>
+        <w:t xml:space="preserve">“</w:t>
+      </w:r>
+      <w:r>
+        <w:t xml:space="preserve">Destiny,</w:t>
+      </w:r>
+      <w:r>
+        <w:t xml:space="preserve">”</w:t>
       </w:r>
       <w:r>
         <w:t xml:space="preserve"> </w:t>
@@ -4308,15 +5150,27 @@
         <w:t xml:space="preserve"> </w:t>
       </w:r>
       <w:r>
-        <w:t xml:space="preserve">“Last week it was the bisque.”</w:t>
-      </w:r>
-    </w:p>
-    <w:p>
-      <w:pPr>
-        <w:pStyle w:val="BodyText"/>
-      </w:pPr>
-      <w:r>
-        <w:t xml:space="preserve">“The bisque,”</w:t>
+        <w:t xml:space="preserve">“</w:t>
+      </w:r>
+      <w:r>
+        <w:t xml:space="preserve">Last week it was the bisque.</w:t>
+      </w:r>
+      <w:r>
+        <w:t xml:space="preserve">”</w:t>
+      </w:r>
+    </w:p>
+    <w:p>
+      <w:pPr>
+        <w:pStyle w:val="BodyText"/>
+      </w:pPr>
+      <w:r>
+        <w:t xml:space="preserve">“</w:t>
+      </w:r>
+      <w:r>
+        <w:t xml:space="preserve">The bisque,</w:t>
+      </w:r>
+      <w:r>
+        <w:t xml:space="preserve">”</w:t>
       </w:r>
       <w:r>
         <w:t xml:space="preserve"> </w:t>
@@ -4328,7 +5182,13 @@
         <w:t xml:space="preserve"> </w:t>
       </w:r>
       <w:r>
-        <w:t xml:space="preserve">“was a different chapter of destiny.”</w:t>
+        <w:t xml:space="preserve">“</w:t>
+      </w:r>
+      <w:r>
+        <w:t xml:space="preserve">was a different chapter of destiny.</w:t>
+      </w:r>
+      <w:r>
+        <w:t xml:space="preserve">”</w:t>
       </w:r>
     </w:p>
     <w:p>
@@ -4344,7 +5204,13 @@
         <w:pStyle w:val="BodyText"/>
       </w:pPr>
       <w:r>
-        <w:t xml:space="preserve">“You want me to eat the eggs,”</w:t>
+        <w:t xml:space="preserve">“</w:t>
+      </w:r>
+      <w:r>
+        <w:t xml:space="preserve">You want me to eat the eggs,</w:t>
+      </w:r>
+      <w:r>
+        <w:t xml:space="preserve">”</w:t>
       </w:r>
       <w:r>
         <w:t xml:space="preserve"> </w:t>
@@ -4356,15 +5222,27 @@
         <w:t xml:space="preserve"> </w:t>
       </w:r>
       <w:r>
-        <w:t xml:space="preserve">“off the cake.”</w:t>
-      </w:r>
-    </w:p>
-    <w:p>
-      <w:pPr>
-        <w:pStyle w:val="BodyText"/>
-      </w:pPr>
-      <w:r>
-        <w:t xml:space="preserve">“I want you,”</w:t>
+        <w:t xml:space="preserve">“</w:t>
+      </w:r>
+      <w:r>
+        <w:t xml:space="preserve">off the cake.</w:t>
+      </w:r>
+      <w:r>
+        <w:t xml:space="preserve">”</w:t>
+      </w:r>
+    </w:p>
+    <w:p>
+      <w:pPr>
+        <w:pStyle w:val="BodyText"/>
+      </w:pPr>
+      <w:r>
+        <w:t xml:space="preserve">“</w:t>
+      </w:r>
+      <w:r>
+        <w:t xml:space="preserve">I want you,</w:t>
+      </w:r>
+      <w:r>
+        <w:t xml:space="preserve">”</w:t>
       </w:r>
       <w:r>
         <w:t xml:space="preserve"> </w:t>
@@ -4376,15 +5254,27 @@
         <w:t xml:space="preserve"> </w:t>
       </w:r>
       <w:r>
-        <w:t xml:space="preserve">“to experience them. Together. As intended by something larger than either of us.”</w:t>
-      </w:r>
-    </w:p>
-    <w:p>
-      <w:pPr>
-        <w:pStyle w:val="BodyText"/>
-      </w:pPr>
-      <w:r>
-        <w:t xml:space="preserve">“Larger than both of us, easy.”</w:t>
+        <w:t xml:space="preserve">“</w:t>
+      </w:r>
+      <w:r>
+        <w:t xml:space="preserve">to experience them. Together. As intended by something larger than either of us.</w:t>
+      </w:r>
+      <w:r>
+        <w:t xml:space="preserve">”</w:t>
+      </w:r>
+    </w:p>
+    <w:p>
+      <w:pPr>
+        <w:pStyle w:val="BodyText"/>
+      </w:pPr>
+      <w:r>
+        <w:t xml:space="preserve">“</w:t>
+      </w:r>
+      <w:r>
+        <w:t xml:space="preserve">Larger than both of us, easy.</w:t>
+      </w:r>
+      <w:r>
+        <w:t xml:space="preserve">”</w:t>
       </w:r>
       <w:r>
         <w:t xml:space="preserve"> </w:t>
@@ -4406,7 +5296,13 @@
         <w:pStyle w:val="BodyText"/>
       </w:pPr>
       <w:r>
-        <w:t xml:space="preserve">“Okay,”</w:t>
+        <w:t xml:space="preserve">“</w:t>
+      </w:r>
+      <w:r>
+        <w:t xml:space="preserve">Okay,</w:t>
+      </w:r>
+      <w:r>
+        <w:t xml:space="preserve">”</w:t>
       </w:r>
       <w:r>
         <w:t xml:space="preserve"> </w:t>
@@ -4418,23 +5314,41 @@
         <w:t xml:space="preserve"> </w:t>
       </w:r>
       <w:r>
-        <w:t xml:space="preserve">“That’s — that’s actually a bit. That’s a whole bit.”</w:t>
-      </w:r>
-    </w:p>
-    <w:p>
-      <w:pPr>
-        <w:pStyle w:val="BodyText"/>
-      </w:pPr>
-      <w:r>
-        <w:t xml:space="preserve">“It is a dish.”</w:t>
-      </w:r>
-    </w:p>
-    <w:p>
-      <w:pPr>
-        <w:pStyle w:val="BodyText"/>
-      </w:pPr>
-      <w:r>
-        <w:t xml:space="preserve">“No. I’ve watched you run this exact routine on me for two years, Baron. The bisque. The remoulade you wouldn’t shut up about in March. I know a bit when I’m being handed one.”</w:t>
+        <w:t xml:space="preserve">“</w:t>
+      </w:r>
+      <w:r>
+        <w:t xml:space="preserve">That’s — that’s actually a bit. That’s a whole bit.</w:t>
+      </w:r>
+      <w:r>
+        <w:t xml:space="preserve">”</w:t>
+      </w:r>
+    </w:p>
+    <w:p>
+      <w:pPr>
+        <w:pStyle w:val="BodyText"/>
+      </w:pPr>
+      <w:r>
+        <w:t xml:space="preserve">“</w:t>
+      </w:r>
+      <w:r>
+        <w:t xml:space="preserve">It is a dish.</w:t>
+      </w:r>
+      <w:r>
+        <w:t xml:space="preserve">”</w:t>
+      </w:r>
+    </w:p>
+    <w:p>
+      <w:pPr>
+        <w:pStyle w:val="BodyText"/>
+      </w:pPr>
+      <w:r>
+        <w:t xml:space="preserve">“</w:t>
+      </w:r>
+      <w:r>
+        <w:t xml:space="preserve">No. I’ve watched you run this exact routine on me for two years, Baron. The bisque. The remoulade you wouldn’t shut up about in March. I know a bit when I’m being handed one.</w:t>
+      </w:r>
+      <w:r>
+        <w:t xml:space="preserve">”</w:t>
       </w:r>
       <w:r>
         <w:t xml:space="preserve"> </w:t>
@@ -4446,7 +5360,13 @@
         <w:t xml:space="preserve"> </w:t>
       </w:r>
       <w:r>
-        <w:t xml:space="preserve">“You should be charging cover.”</w:t>
+        <w:t xml:space="preserve">“</w:t>
+      </w:r>
+      <w:r>
+        <w:t xml:space="preserve">You should be charging cover.</w:t>
+      </w:r>
+      <w:r>
+        <w:t xml:space="preserve">”</w:t>
       </w:r>
     </w:p>
     <w:p>
@@ -4462,7 +5382,13 @@
         <w:pStyle w:val="BodyText"/>
       </w:pPr>
       <w:r>
-        <w:t xml:space="preserve">“What,”</w:t>
+        <w:t xml:space="preserve">“</w:t>
+      </w:r>
+      <w:r>
+        <w:t xml:space="preserve">What,</w:t>
+      </w:r>
+      <w:r>
+        <w:t xml:space="preserve">”</w:t>
       </w:r>
       <w:r>
         <w:t xml:space="preserve"> </w:t>
@@ -4476,7 +5402,13 @@
         <w:pStyle w:val="BodyText"/>
       </w:pPr>
       <w:r>
-        <w:t xml:space="preserve">“Nothing.”</w:t>
+        <w:t xml:space="preserve">“</w:t>
+      </w:r>
+      <w:r>
+        <w:t xml:space="preserve">Nothing.</w:t>
+      </w:r>
+      <w:r>
+        <w:t xml:space="preserve">”</w:t>
       </w:r>
       <w:r>
         <w:t xml:space="preserve"> </w:t>
@@ -4488,23 +5420,41 @@
         <w:t xml:space="preserve"> </w:t>
       </w:r>
       <w:r>
-        <w:t xml:space="preserve">“Filing it away.”</w:t>
-      </w:r>
-    </w:p>
-    <w:p>
-      <w:pPr>
-        <w:pStyle w:val="BodyText"/>
-      </w:pPr>
-      <w:r>
-        <w:t xml:space="preserve">“For Bayouboujee.”</w:t>
-      </w:r>
-    </w:p>
-    <w:p>
-      <w:pPr>
-        <w:pStyle w:val="BodyText"/>
-      </w:pPr>
-      <w:r>
-        <w:t xml:space="preserve">“For Bayouboujee.”</w:t>
+        <w:t xml:space="preserve">“</w:t>
+      </w:r>
+      <w:r>
+        <w:t xml:space="preserve">Filing it away.</w:t>
+      </w:r>
+      <w:r>
+        <w:t xml:space="preserve">”</w:t>
+      </w:r>
+    </w:p>
+    <w:p>
+      <w:pPr>
+        <w:pStyle w:val="BodyText"/>
+      </w:pPr>
+      <w:r>
+        <w:t xml:space="preserve">“</w:t>
+      </w:r>
+      <w:r>
+        <w:t xml:space="preserve">For Bayouboujee.</w:t>
+      </w:r>
+      <w:r>
+        <w:t xml:space="preserve">”</w:t>
+      </w:r>
+    </w:p>
+    <w:p>
+      <w:pPr>
+        <w:pStyle w:val="BodyText"/>
+      </w:pPr>
+      <w:r>
+        <w:t xml:space="preserve">“</w:t>
+      </w:r>
+      <w:r>
+        <w:t xml:space="preserve">For Bayouboujee.</w:t>
+      </w:r>
+      <w:r>
+        <w:t xml:space="preserve">”</w:t>
       </w:r>
     </w:p>
     <w:p>
@@ -4518,7 +5468,13 @@
         <w:t xml:space="preserve"> </w:t>
       </w:r>
       <w:r>
-        <w:t xml:space="preserve">“Build the menu around that. Whatever else you put on it, that goes on it.”</w:t>
+        <w:t xml:space="preserve">“</w:t>
+      </w:r>
+      <w:r>
+        <w:t xml:space="preserve">Build the menu around that. Whatever else you put on it, that goes on it.</w:t>
+      </w:r>
+      <w:r>
+        <w:t xml:space="preserve">”</w:t>
       </w:r>
     </w:p>
     <w:p>
@@ -4576,8 +5532,8 @@
         </w:pict>
       </w:r>
     </w:p>
-    <w:bookmarkEnd w:id="21"/>
-    <w:bookmarkStart w:id="22" w:name="chapter-10-rivière"/>
+    <w:bookmarkEnd w:id="32"/>
+    <w:bookmarkStart w:id="33" w:name="chapter-10-rivière"/>
     <w:p>
       <w:pPr>
         <w:pStyle w:val="Heading1"/>
@@ -4591,7 +5547,7 @@
         <w:pStyle w:val="FirstParagraph"/>
       </w:pPr>
       <w:r>
-        <w:t xml:space="preserve">The first time Chef Menture saw Baron Vieux, he didn’t say anything about it.</w:t>
+        <w:t xml:space="preserve">The first time Chef Menture saw Baron Vieux, he didn’t say anything about him.</w:t>
       </w:r>
     </w:p>
     <w:p>
@@ -4631,7 +5587,13 @@
         <w:pStyle w:val="BodyText"/>
       </w:pPr>
       <w:r>
-        <w:t xml:space="preserve">“Remarkable execution tonight, Conti,”</w:t>
+        <w:t xml:space="preserve">“</w:t>
+      </w:r>
+      <w:r>
+        <w:t xml:space="preserve">Remarkable execution tonight, Conti,</w:t>
+      </w:r>
+      <w:r>
+        <w:t xml:space="preserve">”</w:t>
       </w:r>
       <w:r>
         <w:t xml:space="preserve"> </w:t>
@@ -4643,7 +5605,13 @@
         <w:t xml:space="preserve"> </w:t>
       </w:r>
       <w:r>
-        <w:t xml:space="preserve">“Everything came off the line with a particular kind of confidence.”</w:t>
+        <w:t xml:space="preserve">“</w:t>
+      </w:r>
+      <w:r>
+        <w:t xml:space="preserve">Everything came off the line with a particular kind of confidence.</w:t>
+      </w:r>
+      <w:r>
+        <w:t xml:space="preserve">”</w:t>
       </w:r>
     </w:p>
     <w:p>
@@ -4657,7 +5625,13 @@
         <w:t xml:space="preserve"> </w:t>
       </w:r>
       <w:r>
-        <w:t xml:space="preserve">“Well — the fish course you’re complimenting was handled by a man who learned to cook on a computer.”</w:t>
+        <w:t xml:space="preserve">“</w:t>
+      </w:r>
+      <w:r>
+        <w:t xml:space="preserve">Well — the fish course you’re complimenting was handled by a man who learned to cook on a computer.</w:t>
+      </w:r>
+      <w:r>
+        <w:t xml:space="preserve">”</w:t>
       </w:r>
       <w:r>
         <w:t xml:space="preserve"> </w:t>
@@ -4669,7 +5643,13 @@
         <w:t xml:space="preserve"> </w:t>
       </w:r>
       <w:r>
-        <w:t xml:space="preserve">“AT&amp;T sales training and some Google searches. I’m telling you — the next time you need your router configured and your scallops seared simultaneously, I know your man.”</w:t>
+        <w:t xml:space="preserve">“</w:t>
+      </w:r>
+      <w:r>
+        <w:t xml:space="preserve">AT&amp;T sales training and some Google searches. I’m telling you — the next time you need your router configured and your scallops seared simultaneously, I know your man.</w:t>
+      </w:r>
+      <w:r>
+        <w:t xml:space="preserve">”</w:t>
       </w:r>
     </w:p>
     <w:p>
@@ -4693,7 +5673,13 @@
         <w:pStyle w:val="BodyText"/>
       </w:pPr>
       <w:r>
-        <w:t xml:space="preserve">“Did he learn the reduction on a help forum as well?”</w:t>
+        <w:t xml:space="preserve">“</w:t>
+      </w:r>
+      <w:r>
+        <w:t xml:space="preserve">Did he learn the reduction on a help forum as well?</w:t>
+      </w:r>
+      <w:r>
+        <w:t xml:space="preserve">”</w:t>
       </w:r>
     </w:p>
     <w:p>
@@ -4707,7 +5693,13 @@
         <w:t xml:space="preserve"> </w:t>
       </w:r>
       <w:r>
-        <w:t xml:space="preserve">“He figured it out. That’s all I’ll tell you. Boy figured it out.”</w:t>
+        <w:t xml:space="preserve">“</w:t>
+      </w:r>
+      <w:r>
+        <w:t xml:space="preserve">He figured it out. That’s all I’ll tell you. Boy figured it out.</w:t>
+      </w:r>
+      <w:r>
+        <w:t xml:space="preserve">”</w:t>
       </w:r>
     </w:p>
     <w:p>
@@ -4785,8 +5777,8 @@
       </w:r>
       <w:r>
         <w:rPr>
+          <w:iCs/>
           <w:i/>
-          <w:iCs/>
         </w:rPr>
         <w:t xml:space="preserve">You have real instincts.</w:t>
       </w:r>
@@ -4921,7 +5913,13 @@
         <w:t xml:space="preserve"> </w:t>
       </w:r>
       <w:r>
-        <w:t xml:space="preserve">“My, you’ve come a long way.”</w:t>
+        <w:t xml:space="preserve">“</w:t>
+      </w:r>
+      <w:r>
+        <w:t xml:space="preserve">My, you’ve come a long way.</w:t>
+      </w:r>
+      <w:r>
+        <w:t xml:space="preserve">”</w:t>
       </w:r>
     </w:p>
     <w:p>
@@ -4945,7 +5943,13 @@
         <w:pStyle w:val="BodyText"/>
       </w:pPr>
       <w:r>
-        <w:t xml:space="preserve">“Someday,”</w:t>
+        <w:t xml:space="preserve">“</w:t>
+      </w:r>
+      <w:r>
+        <w:t xml:space="preserve">Someday,</w:t>
+      </w:r>
+      <w:r>
+        <w:t xml:space="preserve">”</w:t>
       </w:r>
       <w:r>
         <w:t xml:space="preserve"> </w:t>
@@ -4957,7 +5961,13 @@
         <w:t xml:space="preserve"> </w:t>
       </w:r>
       <w:r>
-        <w:t xml:space="preserve">“I’d like to do what you’ve done, Chef. Build something of my own.”</w:t>
+        <w:t xml:space="preserve">“</w:t>
+      </w:r>
+      <w:r>
+        <w:t xml:space="preserve">I’d like to do what you’ve done, Chef. Build something of my own.</w:t>
+      </w:r>
+      <w:r>
+        <w:t xml:space="preserve">”</w:t>
       </w:r>
     </w:p>
     <w:p>
@@ -4973,7 +5983,13 @@
         <w:pStyle w:val="BodyText"/>
       </w:pPr>
       <w:r>
-        <w:t xml:space="preserve">“It’s definitely possible,”</w:t>
+        <w:t xml:space="preserve">“</w:t>
+      </w:r>
+      <w:r>
+        <w:t xml:space="preserve">It’s definitely possible,</w:t>
+      </w:r>
+      <w:r>
+        <w:t xml:space="preserve">”</w:t>
       </w:r>
       <w:r>
         <w:t xml:space="preserve"> </w:t>
@@ -4985,7 +6001,13 @@
         <w:t xml:space="preserve"> </w:t>
       </w:r>
       <w:r>
-        <w:t xml:space="preserve">“With the right connections.”</w:t>
+        <w:t xml:space="preserve">“</w:t>
+      </w:r>
+      <w:r>
+        <w:t xml:space="preserve">With the right connections.</w:t>
+      </w:r>
+      <w:r>
+        <w:t xml:space="preserve">”</w:t>
       </w:r>
       <w:r>
         <w:t xml:space="preserve"> </w:t>
@@ -4997,7 +6019,13 @@
         <w:t xml:space="preserve"> </w:t>
       </w:r>
       <w:r>
-        <w:t xml:space="preserve">“My daughters enjoyed their meal tonight, by the way. The whole kitchen should feel good about this evening.”</w:t>
+        <w:t xml:space="preserve">“</w:t>
+      </w:r>
+      <w:r>
+        <w:t xml:space="preserve">My daughters enjoyed their meal tonight, by the way. The whole kitchen should feel good about this evening.</w:t>
+      </w:r>
+      <w:r>
+        <w:t xml:space="preserve">”</w:t>
       </w:r>
     </w:p>
     <w:p>
@@ -5013,7 +6041,13 @@
         <w:pStyle w:val="BodyText"/>
       </w:pPr>
       <w:r>
-        <w:t xml:space="preserve">“There’s a gathering at Maison Menture next month. Invitation only.”</w:t>
+        <w:t xml:space="preserve">“</w:t>
+      </w:r>
+      <w:r>
+        <w:t xml:space="preserve">There’s a gathering at Maison Menture next month. Invitation only.</w:t>
+      </w:r>
+      <w:r>
+        <w:t xml:space="preserve">”</w:t>
       </w:r>
       <w:r>
         <w:t xml:space="preserve"> </w:t>
@@ -5025,7 +6059,13 @@
         <w:t xml:space="preserve"> </w:t>
       </w:r>
       <w:r>
-        <w:t xml:space="preserve">“Consider yourself invited.”</w:t>
+        <w:t xml:space="preserve">“</w:t>
+      </w:r>
+      <w:r>
+        <w:t xml:space="preserve">Consider yourself invited.</w:t>
+      </w:r>
+      <w:r>
+        <w:t xml:space="preserve">”</w:t>
       </w:r>
     </w:p>
     <w:p>
@@ -5056,20 +6096,26 @@
         <w:pStyle w:val="BodyText"/>
       </w:pPr>
       <w:r>
-        <w:t xml:space="preserve">“Oh, he gave you the</w:t>
+        <w:t xml:space="preserve">“</w:t>
+      </w:r>
+      <w:r>
+        <w:t xml:space="preserve">Oh, he gave you the</w:t>
       </w:r>
       <w:r>
         <w:t xml:space="preserve"> </w:t>
       </w:r>
       <w:r>
         <w:rPr>
+          <w:iCs/>
           <w:i/>
-          <w:iCs/>
         </w:rPr>
         <w:t xml:space="preserve">card</w:t>
       </w:r>
       <w:r>
-        <w:t xml:space="preserve">,”</w:t>
+        <w:t xml:space="preserve">,</w:t>
+      </w:r>
+      <w:r>
+        <w:t xml:space="preserve">”</w:t>
       </w:r>
       <w:r>
         <w:t xml:space="preserve"> </w:t>
@@ -5083,7 +6129,13 @@
         <w:pStyle w:val="BodyText"/>
       </w:pPr>
       <w:r>
-        <w:t xml:space="preserve">“He gave him the card and mentioned the daughters,”</w:t>
+        <w:t xml:space="preserve">“</w:t>
+      </w:r>
+      <w:r>
+        <w:t xml:space="preserve">He gave him the card and mentioned the daughters,</w:t>
+      </w:r>
+      <w:r>
+        <w:t xml:space="preserve">”</w:t>
       </w:r>
       <w:r>
         <w:t xml:space="preserve"> </w:t>
@@ -5095,7 +6147,13 @@
         <w:t xml:space="preserve"> </w:t>
       </w:r>
       <w:r>
-        <w:t xml:space="preserve">“In the same breath. Did everybody catch that? The daughters were specifically mentioned.”</w:t>
+        <w:t xml:space="preserve">“</w:t>
+      </w:r>
+      <w:r>
+        <w:t xml:space="preserve">In the same breath. Did everybody catch that? The daughters were specifically mentioned.</w:t>
+      </w:r>
+      <w:r>
+        <w:t xml:space="preserve">”</w:t>
       </w:r>
     </w:p>
     <w:p>
@@ -5111,7 +6169,13 @@
         <w:pStyle w:val="BodyText"/>
       </w:pPr>
       <w:r>
-        <w:t xml:space="preserve">“Maison Menture,”</w:t>
+        <w:t xml:space="preserve">“</w:t>
+      </w:r>
+      <w:r>
+        <w:t xml:space="preserve">Maison Menture,</w:t>
+      </w:r>
+      <w:r>
+        <w:t xml:space="preserve">”</w:t>
       </w:r>
       <w:r>
         <w:t xml:space="preserve"> </w:t>
@@ -5123,15 +6187,27 @@
         <w:t xml:space="preserve"> </w:t>
       </w:r>
       <w:r>
-        <w:t xml:space="preserve">“Invitation only. You bringing a tie?”</w:t>
-      </w:r>
-    </w:p>
-    <w:p>
-      <w:pPr>
-        <w:pStyle w:val="BodyText"/>
-      </w:pPr>
-      <w:r>
-        <w:t xml:space="preserve">“Don’t touch the card,”</w:t>
+        <w:t xml:space="preserve">“</w:t>
+      </w:r>
+      <w:r>
+        <w:t xml:space="preserve">Invitation only. You bringing a tie?</w:t>
+      </w:r>
+      <w:r>
+        <w:t xml:space="preserve">”</w:t>
+      </w:r>
+    </w:p>
+    <w:p>
+      <w:pPr>
+        <w:pStyle w:val="BodyText"/>
+      </w:pPr>
+      <w:r>
+        <w:t xml:space="preserve">“</w:t>
+      </w:r>
+      <w:r>
+        <w:t xml:space="preserve">Don’t touch the card,</w:t>
+      </w:r>
+      <w:r>
+        <w:t xml:space="preserve">”</w:t>
       </w:r>
       <w:r>
         <w:t xml:space="preserve"> </w:t>
@@ -5143,15 +6219,27 @@
         <w:t xml:space="preserve"> </w:t>
       </w:r>
       <w:r>
-        <w:t xml:space="preserve">“Treat that card like it’s laminated. Frame it. Put it on your apron.”</w:t>
-      </w:r>
-    </w:p>
-    <w:p>
-      <w:pPr>
-        <w:pStyle w:val="BodyText"/>
-      </w:pPr>
-      <w:r>
-        <w:t xml:space="preserve">“He’s already planning the wedding,”</w:t>
+        <w:t xml:space="preserve">“</w:t>
+      </w:r>
+      <w:r>
+        <w:t xml:space="preserve">Treat that card like it’s laminated. Frame it. Put it on your apron.</w:t>
+      </w:r>
+      <w:r>
+        <w:t xml:space="preserve">”</w:t>
+      </w:r>
+    </w:p>
+    <w:p>
+      <w:pPr>
+        <w:pStyle w:val="BodyText"/>
+      </w:pPr>
+      <w:r>
+        <w:t xml:space="preserve">“</w:t>
+      </w:r>
+      <w:r>
+        <w:t xml:space="preserve">He’s already planning the wedding,</w:t>
+      </w:r>
+      <w:r>
+        <w:t xml:space="preserve">”</w:t>
       </w:r>
       <w:r>
         <w:t xml:space="preserve"> </w:t>
@@ -5181,7 +6269,13 @@
         <w:pStyle w:val="BodyText"/>
       </w:pPr>
       <w:r>
-        <w:t xml:space="preserve">“I hate it here,”</w:t>
+        <w:t xml:space="preserve">“</w:t>
+      </w:r>
+      <w:r>
+        <w:t xml:space="preserve">I hate it here,</w:t>
+      </w:r>
+      <w:r>
+        <w:t xml:space="preserve">”</w:t>
       </w:r>
       <w:r>
         <w:t xml:space="preserve"> </w:t>
@@ -5210,8 +6304,8 @@
       </w:r>
       <w:r>
         <w:rPr>
+          <w:iCs/>
           <w:i/>
-          <w:iCs/>
         </w:rPr>
         <w:t xml:space="preserve">I see you.</w:t>
       </w:r>
@@ -5237,8 +6331,8 @@
         </w:pict>
       </w:r>
     </w:p>
-    <w:bookmarkEnd w:id="22"/>
-    <w:bookmarkStart w:id="23" w:name="chapter-11-maison-menture"/>
+    <w:bookmarkEnd w:id="33"/>
+    <w:bookmarkStart w:id="34" w:name="chapter-11-maison-menture"/>
     <w:p>
       <w:pPr>
         <w:pStyle w:val="Heading1"/>
@@ -5268,7 +6362,13 @@
         <w:pStyle w:val="BodyText"/>
       </w:pPr>
       <w:r>
-        <w:t xml:space="preserve">“I want you to come with me,”</w:t>
+        <w:t xml:space="preserve">“</w:t>
+      </w:r>
+      <w:r>
+        <w:t xml:space="preserve">I want you to come with me,</w:t>
+      </w:r>
+      <w:r>
+        <w:t xml:space="preserve">”</w:t>
       </w:r>
       <w:r>
         <w:t xml:space="preserve"> </w:t>
@@ -5288,31 +6388,55 @@
         <w:t xml:space="preserve"> </w:t>
       </w:r>
       <w:r>
-        <w:t xml:space="preserve">“No.”</w:t>
-      </w:r>
-    </w:p>
-    <w:p>
-      <w:pPr>
-        <w:pStyle w:val="BodyText"/>
-      </w:pPr>
-      <w:r>
-        <w:t xml:space="preserve">“I didn’t ask a question.”</w:t>
-      </w:r>
-    </w:p>
-    <w:p>
-      <w:pPr>
-        <w:pStyle w:val="BodyText"/>
-      </w:pPr>
-      <w:r>
-        <w:t xml:space="preserve">“I don’t do events.”</w:t>
-      </w:r>
-    </w:p>
-    <w:p>
-      <w:pPr>
-        <w:pStyle w:val="BodyText"/>
-      </w:pPr>
-      <w:r>
-        <w:t xml:space="preserve">“You do this one.”</w:t>
+        <w:t xml:space="preserve">“</w:t>
+      </w:r>
+      <w:r>
+        <w:t xml:space="preserve">No.</w:t>
+      </w:r>
+      <w:r>
+        <w:t xml:space="preserve">”</w:t>
+      </w:r>
+    </w:p>
+    <w:p>
+      <w:pPr>
+        <w:pStyle w:val="BodyText"/>
+      </w:pPr>
+      <w:r>
+        <w:t xml:space="preserve">“</w:t>
+      </w:r>
+      <w:r>
+        <w:t xml:space="preserve">I didn’t ask a question.</w:t>
+      </w:r>
+      <w:r>
+        <w:t xml:space="preserve">”</w:t>
+      </w:r>
+    </w:p>
+    <w:p>
+      <w:pPr>
+        <w:pStyle w:val="BodyText"/>
+      </w:pPr>
+      <w:r>
+        <w:t xml:space="preserve">“</w:t>
+      </w:r>
+      <w:r>
+        <w:t xml:space="preserve">I don’t do events.</w:t>
+      </w:r>
+      <w:r>
+        <w:t xml:space="preserve">”</w:t>
+      </w:r>
+    </w:p>
+    <w:p>
+      <w:pPr>
+        <w:pStyle w:val="BodyText"/>
+      </w:pPr>
+      <w:r>
+        <w:t xml:space="preserve">“</w:t>
+      </w:r>
+      <w:r>
+        <w:t xml:space="preserve">You do this one.</w:t>
+      </w:r>
+      <w:r>
+        <w:t xml:space="preserve">”</w:t>
       </w:r>
     </w:p>
     <w:p>
@@ -5326,15 +6450,27 @@
         <w:t xml:space="preserve"> </w:t>
       </w:r>
       <w:r>
-        <w:t xml:space="preserve">“I don’t own a suit.”</w:t>
-      </w:r>
-    </w:p>
-    <w:p>
-      <w:pPr>
-        <w:pStyle w:val="BodyText"/>
-      </w:pPr>
-      <w:r>
-        <w:t xml:space="preserve">“Then get a suit.”</w:t>
+        <w:t xml:space="preserve">“</w:t>
+      </w:r>
+      <w:r>
+        <w:t xml:space="preserve">I don’t own a suit.</w:t>
+      </w:r>
+      <w:r>
+        <w:t xml:space="preserve">”</w:t>
+      </w:r>
+    </w:p>
+    <w:p>
+      <w:pPr>
+        <w:pStyle w:val="BodyText"/>
+      </w:pPr>
+      <w:r>
+        <w:t xml:space="preserve">“</w:t>
+      </w:r>
+      <w:r>
+        <w:t xml:space="preserve">Then get a suit.</w:t>
+      </w:r>
+      <w:r>
+        <w:t xml:space="preserve">”</w:t>
       </w:r>
       <w:r>
         <w:t xml:space="preserve"> </w:t>
@@ -5346,39 +6482,69 @@
         <w:t xml:space="preserve"> </w:t>
       </w:r>
       <w:r>
-        <w:t xml:space="preserve">“You’ve got three weeks.”</w:t>
-      </w:r>
-    </w:p>
-    <w:p>
-      <w:pPr>
-        <w:pStyle w:val="BodyText"/>
-      </w:pPr>
-      <w:r>
-        <w:t xml:space="preserve">“I’m not wearing a tie.”</w:t>
-      </w:r>
-    </w:p>
-    <w:p>
-      <w:pPr>
-        <w:pStyle w:val="BodyText"/>
-      </w:pPr>
-      <w:r>
-        <w:t xml:space="preserve">“You’re wearing a tie.”</w:t>
-      </w:r>
-    </w:p>
-    <w:p>
-      <w:pPr>
-        <w:pStyle w:val="BodyText"/>
-      </w:pPr>
-      <w:r>
-        <w:t xml:space="preserve">“Baron.”</w:t>
-      </w:r>
-    </w:p>
-    <w:p>
-      <w:pPr>
-        <w:pStyle w:val="BodyText"/>
-      </w:pPr>
-      <w:r>
-        <w:t xml:space="preserve">“Rampart.”</w:t>
+        <w:t xml:space="preserve">“</w:t>
+      </w:r>
+      <w:r>
+        <w:t xml:space="preserve">You’ve got three weeks.</w:t>
+      </w:r>
+      <w:r>
+        <w:t xml:space="preserve">”</w:t>
+      </w:r>
+    </w:p>
+    <w:p>
+      <w:pPr>
+        <w:pStyle w:val="BodyText"/>
+      </w:pPr>
+      <w:r>
+        <w:t xml:space="preserve">“</w:t>
+      </w:r>
+      <w:r>
+        <w:t xml:space="preserve">I’m not wearing a tie.</w:t>
+      </w:r>
+      <w:r>
+        <w:t xml:space="preserve">”</w:t>
+      </w:r>
+    </w:p>
+    <w:p>
+      <w:pPr>
+        <w:pStyle w:val="BodyText"/>
+      </w:pPr>
+      <w:r>
+        <w:t xml:space="preserve">“</w:t>
+      </w:r>
+      <w:r>
+        <w:t xml:space="preserve">You’re wearing a tie.</w:t>
+      </w:r>
+      <w:r>
+        <w:t xml:space="preserve">”</w:t>
+      </w:r>
+    </w:p>
+    <w:p>
+      <w:pPr>
+        <w:pStyle w:val="BodyText"/>
+      </w:pPr>
+      <w:r>
+        <w:t xml:space="preserve">“</w:t>
+      </w:r>
+      <w:r>
+        <w:t xml:space="preserve">Baron.</w:t>
+      </w:r>
+      <w:r>
+        <w:t xml:space="preserve">”</w:t>
+      </w:r>
+    </w:p>
+    <w:p>
+      <w:pPr>
+        <w:pStyle w:val="BodyText"/>
+      </w:pPr>
+      <w:r>
+        <w:t xml:space="preserve">“</w:t>
+      </w:r>
+      <w:r>
+        <w:t xml:space="preserve">Rampart.</w:t>
+      </w:r>
+      <w:r>
+        <w:t xml:space="preserve">”</w:t>
       </w:r>
     </w:p>
     <w:p>
@@ -5400,7 +6566,13 @@
         <w:t xml:space="preserve"> </w:t>
       </w:r>
       <w:r>
-        <w:t xml:space="preserve">“I need somebody in that room who I can look at.”</w:t>
+        <w:t xml:space="preserve">“</w:t>
+      </w:r>
+      <w:r>
+        <w:t xml:space="preserve">I need somebody in that room who I can look at.</w:t>
+      </w:r>
+      <w:r>
+        <w:t xml:space="preserve">”</w:t>
       </w:r>
     </w:p>
     <w:p>
@@ -5414,7 +6586,13 @@
         <w:t xml:space="preserve"> </w:t>
       </w:r>
       <w:r>
-        <w:t xml:space="preserve">“Get a haircut,”</w:t>
+        <w:t xml:space="preserve">“</w:t>
+      </w:r>
+      <w:r>
+        <w:t xml:space="preserve">Get a haircut,</w:t>
+      </w:r>
+      <w:r>
+        <w:t xml:space="preserve">”</w:t>
       </w:r>
       <w:r>
         <w:t xml:space="preserve"> </w:t>
@@ -5426,23 +6604,41 @@
         <w:t xml:space="preserve"> </w:t>
       </w:r>
       <w:r>
-        <w:t xml:space="preserve">“You look like you’ve been living in a kitchen.”</w:t>
-      </w:r>
-    </w:p>
-    <w:p>
-      <w:pPr>
-        <w:pStyle w:val="BodyText"/>
-      </w:pPr>
-      <w:r>
-        <w:t xml:space="preserve">“I have been living in a kitchen.”</w:t>
-      </w:r>
-    </w:p>
-    <w:p>
-      <w:pPr>
-        <w:pStyle w:val="BodyText"/>
-      </w:pPr>
-      <w:r>
-        <w:t xml:space="preserve">“Get the haircut anyway.”</w:t>
+        <w:t xml:space="preserve">“</w:t>
+      </w:r>
+      <w:r>
+        <w:t xml:space="preserve">You look like you’ve been living in a kitchen.</w:t>
+      </w:r>
+      <w:r>
+        <w:t xml:space="preserve">”</w:t>
+      </w:r>
+    </w:p>
+    <w:p>
+      <w:pPr>
+        <w:pStyle w:val="BodyText"/>
+      </w:pPr>
+      <w:r>
+        <w:t xml:space="preserve">“</w:t>
+      </w:r>
+      <w:r>
+        <w:t xml:space="preserve">I have been living in a kitchen.</w:t>
+      </w:r>
+      <w:r>
+        <w:t xml:space="preserve">”</w:t>
+      </w:r>
+    </w:p>
+    <w:p>
+      <w:pPr>
+        <w:pStyle w:val="BodyText"/>
+      </w:pPr>
+      <w:r>
+        <w:t xml:space="preserve">“</w:t>
+      </w:r>
+      <w:r>
+        <w:t xml:space="preserve">Get the haircut anyway.</w:t>
+      </w:r>
+      <w:r>
+        <w:t xml:space="preserve">”</w:t>
       </w:r>
     </w:p>
     <w:p>
@@ -5464,7 +6660,13 @@
         <w:t xml:space="preserve"> </w:t>
       </w:r>
       <w:r>
-        <w:t xml:space="preserve">“You clean up nice.”</w:t>
+        <w:t xml:space="preserve">“</w:t>
+      </w:r>
+      <w:r>
+        <w:t xml:space="preserve">You clean up nice.</w:t>
+      </w:r>
+      <w:r>
+        <w:t xml:space="preserve">”</w:t>
       </w:r>
       <w:r>
         <w:t xml:space="preserve"> </w:t>
@@ -5476,7 +6678,13 @@
         <w:t xml:space="preserve"> </w:t>
       </w:r>
       <w:r>
-        <w:t xml:space="preserve">“Who would’ve guessed?”</w:t>
+        <w:t xml:space="preserve">“</w:t>
+      </w:r>
+      <w:r>
+        <w:t xml:space="preserve">Who would’ve guessed?</w:t>
+      </w:r>
+      <w:r>
+        <w:t xml:space="preserve">”</w:t>
       </w:r>
     </w:p>
     <w:p>
@@ -5492,7 +6700,13 @@
         <w:pStyle w:val="BodyText"/>
       </w:pPr>
       <w:r>
-        <w:t xml:space="preserve">“Don’t even think about it,”</w:t>
+        <w:t xml:space="preserve">“</w:t>
+      </w:r>
+      <w:r>
+        <w:t xml:space="preserve">Don’t even think about it,</w:t>
+      </w:r>
+      <w:r>
+        <w:t xml:space="preserve">”</w:t>
       </w:r>
       <w:r>
         <w:t xml:space="preserve"> </w:t>
@@ -5609,7 +6823,13 @@
         <w:pStyle w:val="BodyText"/>
       </w:pPr>
       <w:r>
-        <w:t xml:space="preserve">“My father is pleased you accepted the invitation,”</w:t>
+        <w:t xml:space="preserve">“</w:t>
+      </w:r>
+      <w:r>
+        <w:t xml:space="preserve">My father is pleased you accepted the invitation,</w:t>
+      </w:r>
+      <w:r>
+        <w:t xml:space="preserve">”</w:t>
       </w:r>
       <w:r>
         <w:t xml:space="preserve"> </w:t>
@@ -5623,15 +6843,27 @@
         <w:pStyle w:val="BodyText"/>
       </w:pPr>
       <w:r>
-        <w:t xml:space="preserve">“I was honored by it.”</w:t>
-      </w:r>
-    </w:p>
-    <w:p>
-      <w:pPr>
-        <w:pStyle w:val="BodyText"/>
-      </w:pPr>
-      <w:r>
-        <w:t xml:space="preserve">“He’s been telling people about you for two years,”</w:t>
+        <w:t xml:space="preserve">“</w:t>
+      </w:r>
+      <w:r>
+        <w:t xml:space="preserve">I was honored by it.</w:t>
+      </w:r>
+      <w:r>
+        <w:t xml:space="preserve">”</w:t>
+      </w:r>
+    </w:p>
+    <w:p>
+      <w:pPr>
+        <w:pStyle w:val="BodyText"/>
+      </w:pPr>
+      <w:r>
+        <w:t xml:space="preserve">“</w:t>
+      </w:r>
+      <w:r>
+        <w:t xml:space="preserve">He’s been telling people about you for two years,</w:t>
+      </w:r>
+      <w:r>
+        <w:t xml:space="preserve">”</w:t>
       </w:r>
       <w:r>
         <w:t xml:space="preserve"> </w:t>
@@ -5643,7 +6875,13 @@
         <w:t xml:space="preserve"> </w:t>
       </w:r>
       <w:r>
-        <w:t xml:space="preserve">“The line cook who came up through technology. The one who figures things out.”</w:t>
+        <w:t xml:space="preserve">“</w:t>
+      </w:r>
+      <w:r>
+        <w:t xml:space="preserve">The line cook who came up through technology. The one who figures things out.</w:t>
+      </w:r>
+      <w:r>
+        <w:t xml:space="preserve">”</w:t>
       </w:r>
       <w:r>
         <w:t xml:space="preserve"> </w:t>
@@ -5655,7 +6893,13 @@
         <w:t xml:space="preserve"> </w:t>
       </w:r>
       <w:r>
-        <w:t xml:space="preserve">“He has a tendency to collect people who fit the story he’s already writing.”</w:t>
+        <w:t xml:space="preserve">“</w:t>
+      </w:r>
+      <w:r>
+        <w:t xml:space="preserve">He has a tendency to collect people who fit the story he’s already writing.</w:t>
+      </w:r>
+      <w:r>
+        <w:t xml:space="preserve">”</w:t>
       </w:r>
     </w:p>
     <w:p>
@@ -5669,15 +6913,27 @@
         <w:t xml:space="preserve"> </w:t>
       </w:r>
       <w:r>
-        <w:t xml:space="preserve">“What story is that?”</w:t>
-      </w:r>
-    </w:p>
-    <w:p>
-      <w:pPr>
-        <w:pStyle w:val="BodyText"/>
-      </w:pPr>
-      <w:r>
-        <w:t xml:space="preserve">“Legacy,”</w:t>
+        <w:t xml:space="preserve">“</w:t>
+      </w:r>
+      <w:r>
+        <w:t xml:space="preserve">What story is that?</w:t>
+      </w:r>
+      <w:r>
+        <w:t xml:space="preserve">”</w:t>
+      </w:r>
+    </w:p>
+    <w:p>
+      <w:pPr>
+        <w:pStyle w:val="BodyText"/>
+      </w:pPr>
+      <w:r>
+        <w:t xml:space="preserve">“</w:t>
+      </w:r>
+      <w:r>
+        <w:t xml:space="preserve">Legacy,</w:t>
+      </w:r>
+      <w:r>
+        <w:t xml:space="preserve">”</w:t>
       </w:r>
       <w:r>
         <w:t xml:space="preserve"> </w:t>
@@ -5689,7 +6945,13 @@
         <w:t xml:space="preserve"> </w:t>
       </w:r>
       <w:r>
-        <w:t xml:space="preserve">“He’s been building this”</w:t>
+        <w:t xml:space="preserve">“</w:t>
+      </w:r>
+      <w:r>
+        <w:t xml:space="preserve">He’s been building this</w:t>
+      </w:r>
+      <w:r>
+        <w:t xml:space="preserve">”</w:t>
       </w:r>
       <w:r>
         <w:t xml:space="preserve"> </w:t>
@@ -5701,7 +6963,13 @@
         <w:t xml:space="preserve"> </w:t>
       </w:r>
       <w:r>
-        <w:t xml:space="preserve">“and he has no one to hand it to. Not the way he imagined.”</w:t>
+        <w:t xml:space="preserve">“</w:t>
+      </w:r>
+      <w:r>
+        <w:t xml:space="preserve">and he has no one to hand it to. Not the way he imagined.</w:t>
+      </w:r>
+      <w:r>
+        <w:t xml:space="preserve">”</w:t>
       </w:r>
       <w:r>
         <w:t xml:space="preserve"> </w:t>
@@ -5713,7 +6981,13 @@
         <w:t xml:space="preserve"> </w:t>
       </w:r>
       <w:r>
-        <w:t xml:space="preserve">“That’s not a criticism. It’s just what it is.”</w:t>
+        <w:t xml:space="preserve">“</w:t>
+      </w:r>
+      <w:r>
+        <w:t xml:space="preserve">That’s not a criticism. It’s just what it is.</w:t>
+      </w:r>
+      <w:r>
+        <w:t xml:space="preserve">”</w:t>
       </w:r>
       <w:r>
         <w:t xml:space="preserve"> </w:t>
@@ -5725,23 +6999,41 @@
         <w:t xml:space="preserve"> </w:t>
       </w:r>
       <w:r>
-        <w:t xml:space="preserve">“He’s going to make you an offer tonight.”</w:t>
-      </w:r>
-    </w:p>
-    <w:p>
-      <w:pPr>
-        <w:pStyle w:val="BodyText"/>
-      </w:pPr>
-      <w:r>
-        <w:t xml:space="preserve">“I assumed as much.”</w:t>
-      </w:r>
-    </w:p>
-    <w:p>
-      <w:pPr>
-        <w:pStyle w:val="BodyText"/>
-      </w:pPr>
-      <w:r>
-        <w:t xml:space="preserve">“Do you know what you actually want?”</w:t>
+        <w:t xml:space="preserve">“</w:t>
+      </w:r>
+      <w:r>
+        <w:t xml:space="preserve">He’s going to make you an offer tonight.</w:t>
+      </w:r>
+      <w:r>
+        <w:t xml:space="preserve">”</w:t>
+      </w:r>
+    </w:p>
+    <w:p>
+      <w:pPr>
+        <w:pStyle w:val="BodyText"/>
+      </w:pPr>
+      <w:r>
+        <w:t xml:space="preserve">“</w:t>
+      </w:r>
+      <w:r>
+        <w:t xml:space="preserve">I assumed as much.</w:t>
+      </w:r>
+      <w:r>
+        <w:t xml:space="preserve">”</w:t>
+      </w:r>
+    </w:p>
+    <w:p>
+      <w:pPr>
+        <w:pStyle w:val="BodyText"/>
+      </w:pPr>
+      <w:r>
+        <w:t xml:space="preserve">“</w:t>
+      </w:r>
+      <w:r>
+        <w:t xml:space="preserve">Do you know what you actually want?</w:t>
+      </w:r>
+      <w:r>
+        <w:t xml:space="preserve">”</w:t>
       </w:r>
       <w:r>
         <w:t xml:space="preserve"> </w:t>
@@ -5763,7 +7055,13 @@
         <w:pStyle w:val="BodyText"/>
       </w:pPr>
       <w:r>
-        <w:t xml:space="preserve">“Yes,”</w:t>
+        <w:t xml:space="preserve">“</w:t>
+      </w:r>
+      <w:r>
+        <w:t xml:space="preserve">Yes,</w:t>
+      </w:r>
+      <w:r>
+        <w:t xml:space="preserve">”</w:t>
       </w:r>
       <w:r>
         <w:t xml:space="preserve"> </w:t>
@@ -5839,8 +7137,8 @@
       </w:r>
       <w:r>
         <w:rPr>
+          <w:iCs/>
           <w:i/>
-          <w:iCs/>
         </w:rPr>
         <w:t xml:space="preserve">Do you know what you actually want?</w:t>
       </w:r>
@@ -5866,7 +7164,13 @@
         <w:pStyle w:val="BodyText"/>
       </w:pPr>
       <w:r>
-        <w:t xml:space="preserve">“Chef,”</w:t>
+        <w:t xml:space="preserve">“</w:t>
+      </w:r>
+      <w:r>
+        <w:t xml:space="preserve">Chef,</w:t>
+      </w:r>
+      <w:r>
+        <w:t xml:space="preserve">”</w:t>
       </w:r>
       <w:r>
         <w:t xml:space="preserve"> </w:t>
@@ -5878,7 +7182,13 @@
         <w:t xml:space="preserve"> </w:t>
       </w:r>
       <w:r>
-        <w:t xml:space="preserve">“What you’ve built here is remarkable. I mean that without qualification. Twenty years in this city, at this level, with this room — it’s a life’s work. And I have genuine respect for it.”</w:t>
+        <w:t xml:space="preserve">“</w:t>
+      </w:r>
+      <w:r>
+        <w:t xml:space="preserve">What you’ve built here is remarkable. I mean that without qualification. Twenty years in this city, at this level, with this room — it’s a life’s work. And I have genuine respect for it.</w:t>
+      </w:r>
+      <w:r>
+        <w:t xml:space="preserve">”</w:t>
       </w:r>
     </w:p>
     <w:p>
@@ -5894,7 +7204,13 @@
         <w:pStyle w:val="BodyText"/>
       </w:pPr>
       <w:r>
-        <w:t xml:space="preserve">“But Bayouboujee has to be mine the way this is yours. I can’t build it any other way. It wouldn’t hold.”</w:t>
+        <w:t xml:space="preserve">“</w:t>
+      </w:r>
+      <w:r>
+        <w:t xml:space="preserve">But Bayouboujee has to be mine the way this is yours. I can’t build it any other way. It wouldn’t hold.</w:t>
+      </w:r>
+      <w:r>
+        <w:t xml:space="preserve">”</w:t>
       </w:r>
       <w:r>
         <w:t xml:space="preserve"> </w:t>
@@ -5906,7 +7222,13 @@
         <w:t xml:space="preserve"> </w:t>
       </w:r>
       <w:r>
-        <w:t xml:space="preserve">“And you’d know it. You’d see it in the work.”</w:t>
+        <w:t xml:space="preserve">“</w:t>
+      </w:r>
+      <w:r>
+        <w:t xml:space="preserve">And you’d know it. You’d see it in the work.</w:t>
+      </w:r>
+      <w:r>
+        <w:t xml:space="preserve">”</w:t>
       </w:r>
     </w:p>
     <w:p>
@@ -5938,7 +7260,13 @@
         <w:pStyle w:val="BodyText"/>
       </w:pPr>
       <w:r>
-        <w:t xml:space="preserve">“Then build it right,”</w:t>
+        <w:t xml:space="preserve">“</w:t>
+      </w:r>
+      <w:r>
+        <w:t xml:space="preserve">Then build it right,</w:t>
+      </w:r>
+      <w:r>
+        <w:t xml:space="preserve">”</w:t>
       </w:r>
       <w:r>
         <w:t xml:space="preserve"> </w:t>
@@ -6013,7 +7341,13 @@
         <w:t xml:space="preserve"> </w:t>
       </w:r>
       <w:r>
-        <w:t xml:space="preserve">“You did the right thing.”</w:t>
+        <w:t xml:space="preserve">“</w:t>
+      </w:r>
+      <w:r>
+        <w:t xml:space="preserve">You did the right thing.</w:t>
+      </w:r>
+      <w:r>
+        <w:t xml:space="preserve">”</w:t>
       </w:r>
     </w:p>
     <w:p>
@@ -6027,7 +7361,13 @@
         <w:t xml:space="preserve"> </w:t>
       </w:r>
       <w:r>
-        <w:t xml:space="preserve">“I know.”</w:t>
+        <w:t xml:space="preserve">“</w:t>
+      </w:r>
+      <w:r>
+        <w:t xml:space="preserve">I know.</w:t>
+      </w:r>
+      <w:r>
+        <w:t xml:space="preserve">”</w:t>
       </w:r>
     </w:p>
     <w:p>
@@ -6043,7 +7383,13 @@
         <w:pStyle w:val="BodyText"/>
       </w:pPr>
       <w:r>
-        <w:t xml:space="preserve">“You get her number?”</w:t>
+        <w:t xml:space="preserve">“</w:t>
+      </w:r>
+      <w:r>
+        <w:t xml:space="preserve">You get her number?</w:t>
+      </w:r>
+      <w:r>
+        <w:t xml:space="preserve">”</w:t>
       </w:r>
     </w:p>
     <w:p>
@@ -6059,7 +7405,13 @@
         <w:pStyle w:val="BodyText"/>
       </w:pPr>
       <w:r>
-        <w:t xml:space="preserve">“…I hate it here,”</w:t>
+        <w:t xml:space="preserve">“</w:t>
+      </w:r>
+      <w:r>
+        <w:t xml:space="preserve">…I hate it here,</w:t>
+      </w:r>
+      <w:r>
+        <w:t xml:space="preserve">”</w:t>
       </w:r>
       <w:r>
         <w:t xml:space="preserve"> </w:t>
@@ -6152,8 +7504,8 @@
       </w:pPr>
       <w:r>
         <w:rPr>
+          <w:iCs/>
           <w:i/>
-          <w:iCs/>
         </w:rPr>
         <w:t xml:space="preserve">End of Prequel</w:t>
       </w:r>
@@ -6171,8 +7523,8 @@
       </w:pPr>
       <w:r>
         <w:rPr>
+          <w:iCs/>
           <w:i/>
-          <w:iCs/>
         </w:rPr>
         <w:t xml:space="preserve">The story continues in</w:t>
       </w:r>
@@ -6181,18 +7533,14 @@
       </w:r>
       <w:r>
         <w:rPr>
+          <w:iCs/>
           <w:i/>
-          <w:iCs/>
         </w:rPr>
         <w:t xml:space="preserve">Culinary Crescendo: A Symphony of Love in the Big Easy</w:t>
       </w:r>
     </w:p>
-    <w:bookmarkEnd w:id="23"/>
-    <w:sectPr>
-      <w:footnotePr>
-        <w:numRestart w:val="eachSect"/>
-      </w:footnotePr>
-    </w:sectPr>
+    <w:bookmarkEnd w:id="34"/>
+    <w:sectPr/>
   </w:body>
 </w:document>
 </file>
@@ -6223,14 +7571,14 @@
 <file path=word/numbering.xml><?xml version="1.0" encoding="utf-8"?>
 <w:numbering xmlns:w="http://schemas.openxmlformats.org/wordprocessingml/2006/main">
   <w:abstractNum w:abstractNumId="990">
-    <w:nsid w:val="0000A990"/>
+    <w:nsid w:val="A990"/>
     <w:multiLevelType w:val="multilevel"/>
     <w:lvl w:ilvl="0">
       <w:numFmt w:val="bullet"/>
       <w:lvlText w:val=" "/>
       <w:lvlJc w:val="left"/>
       <w:pPr>
-        <w:ind w:left="720" w:hanging="360"/>
+        <w:ind w:left="720" w:hanging="480"/>
       </w:pPr>
     </w:lvl>
     <w:lvl w:ilvl="1">
@@ -6238,7 +7586,7 @@
       <w:lvlText w:val=" "/>
       <w:lvlJc w:val="left"/>
       <w:pPr>
-        <w:ind w:left="1440" w:hanging="360"/>
+        <w:ind w:left="1440" w:hanging="480"/>
       </w:pPr>
     </w:lvl>
     <w:lvl w:ilvl="2">
@@ -6246,7 +7594,7 @@
       <w:lvlText w:val=" "/>
       <w:lvlJc w:val="left"/>
       <w:pPr>
-        <w:ind w:left="2160" w:hanging="360"/>
+        <w:ind w:left="2160" w:hanging="480"/>
       </w:pPr>
     </w:lvl>
     <w:lvl w:ilvl="3">
@@ -6254,7 +7602,7 @@
       <w:lvlText w:val=" "/>
       <w:lvlJc w:val="left"/>
       <w:pPr>
-        <w:ind w:left="2880" w:hanging="360"/>
+        <w:ind w:left="2880" w:hanging="480"/>
       </w:pPr>
     </w:lvl>
     <w:lvl w:ilvl="4">
@@ -6262,7 +7610,7 @@
       <w:lvlText w:val=" "/>
       <w:lvlJc w:val="left"/>
       <w:pPr>
-        <w:ind w:left="3600" w:hanging="360"/>
+        <w:ind w:left="3600" w:hanging="480"/>
       </w:pPr>
     </w:lvl>
     <w:lvl w:ilvl="5">
@@ -6270,7 +7618,7 @@
       <w:lvlText w:val=" "/>
       <w:lvlJc w:val="left"/>
       <w:pPr>
-        <w:ind w:left="4320" w:hanging="360"/>
+        <w:ind w:left="4320" w:hanging="480"/>
       </w:pPr>
     </w:lvl>
     <w:lvl w:ilvl="6">
@@ -6278,7 +7626,7 @@
       <w:lvlText w:val=" "/>
       <w:lvlJc w:val="left"/>
       <w:pPr>
-        <w:ind w:left="5040" w:hanging="360"/>
+        <w:ind w:left="5040" w:hanging="480"/>
       </w:pPr>
     </w:lvl>
     <w:lvl w:ilvl="7">
@@ -6286,7 +7634,7 @@
       <w:lvlText w:val=" "/>
       <w:lvlJc w:val="left"/>
       <w:pPr>
-        <w:ind w:left="5760" w:hanging="360"/>
+        <w:ind w:left="5760" w:hanging="480"/>
       </w:pPr>
     </w:lvl>
     <w:lvl w:ilvl="8">
@@ -6294,7 +7642,7 @@
       <w:lvlText w:val=" "/>
       <w:lvlJc w:val="left"/>
       <w:pPr>
-        <w:ind w:left="6480" w:hanging="360"/>
+        <w:ind w:left="6480" w:hanging="480"/>
       </w:pPr>
     </w:lvl>
   </w:abstractNum>
@@ -6309,10 +7657,10 @@
   <w:docDefaults>
     <w:rPrDefault>
       <w:rPr>
-        <w:rFonts w:asciiTheme="minorHAnsi" w:cstheme="minorBidi" w:eastAsiaTheme="minorEastAsia" w:hAnsiTheme="minorHAnsi"/>
+        <w:rFonts w:asciiTheme="minorHAnsi" w:cstheme="minorBidi" w:eastAsiaTheme="minorHAnsi" w:hAnsiTheme="minorHAnsi"/>
         <w:sz w:val="24"/>
         <w:szCs w:val="24"/>
-        <w:lang w:bidi="ar-SA" w:eastAsia="zh-CN" w:val="en-US"/>
+        <w:lang w:bidi="ar-SA" w:eastAsia="en-US" w:val="en-US"/>
       </w:rPr>
     </w:rPrDefault>
     <w:pPrDefault>
@@ -6330,10 +7678,10 @@
     <w:name w:val="Body Text"/>
     <w:basedOn w:val="Normal"/>
     <w:link w:val="BodyTextChar"/>
-    <w:qFormat/>
     <w:pPr>
       <w:spacing w:after="180" w:before="180"/>
     </w:pPr>
+    <w:qFormat/>
   </w:style>
   <w:style w:customStyle="1" w:styleId="FirstParagraph" w:type="paragraph">
     <w:name w:val="First Paragraph"/>
@@ -6353,94 +7701,57 @@
     <w:name w:val="Title"/>
     <w:basedOn w:val="Normal"/>
     <w:next w:val="BodyText"/>
-    <w:link w:val="TitleChar"/>
-    <w:uiPriority w:val="10"/>
     <w:qFormat/>
-    <w:rsid w:val="00A10FD9"/>
     <w:pPr>
-      <w:spacing w:after="80" w:line="240" w:lineRule="auto"/>
-      <w:contextualSpacing/>
+      <w:keepNext/>
+      <w:keepLines/>
+      <w:spacing w:after="240" w:before="480"/>
       <w:jc w:val="center"/>
     </w:pPr>
     <w:rPr>
       <w:rFonts w:asciiTheme="majorHAnsi" w:cstheme="majorBidi" w:eastAsiaTheme="majorEastAsia" w:hAnsiTheme="majorHAnsi"/>
-      <w:sz w:val="56"/>
-      <w:szCs w:val="56"/>
-    </w:rPr>
-  </w:style>
-  <w:style w:customStyle="1" w:styleId="TitleChar" w:type="character">
-    <w:name w:val="Title Char"/>
-    <w:basedOn w:val="DefaultParagraphFont"/>
-    <w:link w:val="Title"/>
-    <w:uiPriority w:val="10"/>
-    <w:rsid w:val="00A10FD9"/>
-    <w:rPr>
-      <w:rFonts w:asciiTheme="majorHAnsi" w:cstheme="majorBidi" w:eastAsiaTheme="majorEastAsia" w:hAnsiTheme="majorHAnsi"/>
-      <w:sz w:val="56"/>
-      <w:szCs w:val="56"/>
+      <w:b/>
+      <w:bCs/>
+      <w:color w:themeColor="accent1" w:themeShade="B5" w:val="345A8A"/>
+      <w:sz w:val="36"/>
+      <w:szCs w:val="36"/>
     </w:rPr>
   </w:style>
   <w:style w:styleId="Subtitle" w:type="paragraph">
     <w:name w:val="Subtitle"/>
     <w:basedOn w:val="Title"/>
     <w:next w:val="BodyText"/>
-    <w:link w:val="SubtitleChar"/>
-    <w:uiPriority w:val="11"/>
     <w:qFormat/>
-    <w:rsid w:val="00A10FD9"/>
     <w:pPr>
-      <w:numPr>
-        <w:ilvl w:val="1"/>
-      </w:numPr>
+      <w:keepNext/>
+      <w:keepLines/>
+      <w:spacing w:after="240" w:before="240"/>
+      <w:jc w:val="center"/>
     </w:pPr>
     <w:rPr>
-      <w:rFonts w:cstheme="majorBidi" w:eastAsiaTheme="majorEastAsia"/>
-      <w:spacing w:val="15"/>
-      <w:sz w:val="28"/>
-      <w:szCs w:val="28"/>
-    </w:rPr>
-  </w:style>
-  <w:style w:customStyle="1" w:styleId="SubtitleChar" w:type="character">
-    <w:name w:val="Subtitle Char"/>
-    <w:basedOn w:val="DefaultParagraphFont"/>
-    <w:link w:val="Subtitle"/>
-    <w:uiPriority w:val="11"/>
-    <w:rsid w:val="00A10FD9"/>
-    <w:rPr>
-      <w:rFonts w:cstheme="majorBidi" w:eastAsiaTheme="majorEastAsia"/>
-      <w:color w:themeColor="text1" w:themeTint="A6" w:val="595959"/>
-      <w:spacing w:val="15"/>
-      <w:sz w:val="28"/>
-      <w:szCs w:val="28"/>
+      <w:sz w:val="30"/>
+      <w:szCs w:val="30"/>
     </w:rPr>
   </w:style>
   <w:style w:customStyle="1" w:styleId="Author" w:type="paragraph">
     <w:name w:val="Author"/>
-    <w:basedOn w:val="Title"/>
     <w:next w:val="BodyText"/>
     <w:qFormat/>
     <w:pPr>
       <w:keepNext/>
       <w:keepLines/>
+      <w:jc w:val="center"/>
     </w:pPr>
-    <w:rPr>
-      <w:sz w:val="24"/>
-      <w:szCs w:val="24"/>
-    </w:rPr>
   </w:style>
   <w:style w:styleId="Date" w:type="paragraph">
     <w:name w:val="Date"/>
-    <w:basedOn w:val="Title"/>
     <w:next w:val="BodyText"/>
     <w:qFormat/>
     <w:pPr>
       <w:keepNext/>
       <w:keepLines/>
+      <w:jc w:val="center"/>
     </w:pPr>
-    <w:rPr>
-      <w:sz w:val="24"/>
-      <w:szCs w:val="24"/>
-    </w:rPr>
   </w:style>
   <w:style w:customStyle="1" w:styleId="AbstractTitle" w:type="paragraph">
     <w:name w:val="Abstract Title"/>
@@ -6450,13 +7761,15 @@
     <w:pPr>
       <w:keepNext/>
       <w:keepLines/>
+      <w:jc w:val="center"/>
       <w:spacing w:after="0" w:before="300"/>
-      <w:jc w:val="center"/>
     </w:pPr>
     <w:rPr>
-      <w:b/>
       <w:sz w:val="20"/>
       <w:szCs w:val="20"/>
+      <w:b/>
+      <w:color w:val="345A8A"/>
+      &gt;
     </w:rPr>
   </w:style>
   <w:style w:customStyle="1" w:styleId="Abstract" w:type="paragraph">
@@ -6483,321 +7796,191 @@
     <w:rPr/>
   </w:style>
   <w:style w:styleId="Heading1" w:type="paragraph">
-    <w:name w:val="heading 1"/>
+    <w:name w:val="Heading 1"/>
     <w:basedOn w:val="Normal"/>
     <w:next w:val="BodyText"/>
-    <w:link w:val="Heading1Char"/>
     <w:uiPriority w:val="9"/>
     <w:qFormat/>
-    <w:rsid w:val="00A10FD9"/>
     <w:pPr>
       <w:keepNext/>
       <w:keepLines/>
-      <w:spacing w:after="80" w:before="360"/>
+      <w:spacing w:after="0" w:before="480"/>
       <w:outlineLvl w:val="0"/>
     </w:pPr>
     <w:rPr>
       <w:rFonts w:asciiTheme="majorHAnsi" w:cstheme="majorBidi" w:eastAsiaTheme="majorEastAsia" w:hAnsiTheme="majorHAnsi"/>
-      <w:color w:themeColor="accent1" w:themeShade="BF" w:val="0F4761"/>
-      <w:sz w:val="40"/>
-      <w:szCs w:val="40"/>
+      <w:b/>
+      <w:bCs/>
+      <w:color w:themeColor="accent1" w:val="4F81BD"/>
+      <w:sz w:val="32"/>
+      <w:szCs w:val="32"/>
     </w:rPr>
   </w:style>
   <w:style w:styleId="Heading2" w:type="paragraph">
-    <w:name w:val="heading 2"/>
+    <w:name w:val="Heading 2"/>
     <w:basedOn w:val="Normal"/>
     <w:next w:val="BodyText"/>
-    <w:link w:val="Heading2Char"/>
     <w:uiPriority w:val="9"/>
-    <w:semiHidden/>
     <w:unhideWhenUsed/>
     <w:qFormat/>
-    <w:rsid w:val="00A10FD9"/>
     <w:pPr>
       <w:keepNext/>
       <w:keepLines/>
-      <w:spacing w:after="80" w:before="160"/>
+      <w:spacing w:after="0" w:before="200"/>
       <w:outlineLvl w:val="1"/>
     </w:pPr>
     <w:rPr>
       <w:rFonts w:asciiTheme="majorHAnsi" w:cstheme="majorBidi" w:eastAsiaTheme="majorEastAsia" w:hAnsiTheme="majorHAnsi"/>
-      <w:color w:themeColor="accent1" w:themeShade="BF" w:val="0F4761"/>
-      <w:sz w:val="32"/>
-      <w:szCs w:val="32"/>
-    </w:rPr>
-  </w:style>
-  <w:style w:styleId="Heading3" w:type="paragraph">
-    <w:name w:val="heading 3"/>
-    <w:basedOn w:val="Normal"/>
-    <w:next w:val="BodyText"/>
-    <w:link w:val="Heading3Char"/>
-    <w:uiPriority w:val="9"/>
-    <w:semiHidden/>
-    <w:unhideWhenUsed/>
-    <w:qFormat/>
-    <w:rsid w:val="00A10FD9"/>
-    <w:pPr>
-      <w:keepNext/>
-      <w:keepLines/>
-      <w:spacing w:after="80" w:before="160"/>
-      <w:outlineLvl w:val="2"/>
-    </w:pPr>
-    <w:rPr>
-      <w:rFonts w:cstheme="majorBidi" w:eastAsiaTheme="majorEastAsia"/>
-      <w:color w:themeColor="accent1" w:themeShade="BF" w:val="0F4761"/>
+      <w:b/>
+      <w:bCs/>
+      <w:color w:themeColor="accent1" w:val="4F81BD"/>
       <w:sz w:val="28"/>
       <w:szCs w:val="28"/>
     </w:rPr>
   </w:style>
-  <w:style w:styleId="Heading4" w:type="paragraph">
-    <w:name w:val="heading 4"/>
+  <w:style w:styleId="Heading3" w:type="paragraph">
+    <w:name w:val="Heading 3"/>
     <w:basedOn w:val="Normal"/>
     <w:next w:val="BodyText"/>
-    <w:link w:val="Heading4Char"/>
     <w:uiPriority w:val="9"/>
-    <w:semiHidden/>
     <w:unhideWhenUsed/>
     <w:qFormat/>
-    <w:rsid w:val="00A10FD9"/>
     <w:pPr>
       <w:keepNext/>
       <w:keepLines/>
-      <w:spacing w:after="40" w:before="80"/>
+      <w:spacing w:after="0" w:before="200"/>
+      <w:outlineLvl w:val="2"/>
+    </w:pPr>
+    <w:rPr>
+      <w:rFonts w:asciiTheme="majorHAnsi" w:cstheme="majorBidi" w:eastAsiaTheme="majorEastAsia" w:hAnsiTheme="majorHAnsi"/>
+      <w:b/>
+      <w:bCs/>
+      <w:color w:themeColor="accent1" w:val="4F81BD"/>
+      <w:sz w:val="24"/>
+      <w:szCs w:val="24"/>
+    </w:rPr>
+  </w:style>
+  <w:style w:styleId="Heading4" w:type="paragraph">
+    <w:name w:val="Heading 4"/>
+    <w:basedOn w:val="Normal"/>
+    <w:next w:val="BodyText"/>
+    <w:uiPriority w:val="9"/>
+    <w:unhideWhenUsed/>
+    <w:qFormat/>
+    <w:pPr>
+      <w:keepNext/>
+      <w:keepLines/>
+      <w:spacing w:after="0" w:before="200"/>
       <w:outlineLvl w:val="3"/>
     </w:pPr>
     <w:rPr>
-      <w:rFonts w:cstheme="majorBidi" w:eastAsiaTheme="majorEastAsia"/>
+      <w:rFonts w:asciiTheme="majorHAnsi" w:cstheme="majorBidi" w:eastAsiaTheme="majorEastAsia" w:hAnsiTheme="majorHAnsi"/>
       <w:i/>
-      <w:iCs/>
-      <w:color w:themeColor="accent1" w:themeShade="BF" w:val="0F4761"/>
+      <w:bCs/>
+      <w:color w:themeColor="accent1" w:val="4F81BD"/>
+      <w:sz w:val="24"/>
+      <w:szCs w:val="24"/>
     </w:rPr>
   </w:style>
   <w:style w:styleId="Heading5" w:type="paragraph">
-    <w:name w:val="heading 5"/>
+    <w:name w:val="Heading 5"/>
     <w:basedOn w:val="Normal"/>
     <w:next w:val="BodyText"/>
-    <w:link w:val="Heading5Char"/>
     <w:uiPriority w:val="9"/>
-    <w:semiHidden/>
     <w:unhideWhenUsed/>
     <w:qFormat/>
-    <w:rsid w:val="00A10FD9"/>
     <w:pPr>
       <w:keepNext/>
       <w:keepLines/>
-      <w:spacing w:after="40" w:before="80"/>
+      <w:spacing w:after="0" w:before="200"/>
       <w:outlineLvl w:val="4"/>
     </w:pPr>
     <w:rPr>
-      <w:rFonts w:cstheme="majorBidi" w:eastAsiaTheme="majorEastAsia"/>
-      <w:color w:themeColor="accent1" w:themeShade="BF" w:val="0F4761"/>
+      <w:rFonts w:asciiTheme="majorHAnsi" w:cstheme="majorBidi" w:eastAsiaTheme="majorEastAsia" w:hAnsiTheme="majorHAnsi"/>
+      <w:iCs/>
+      <w:color w:themeColor="accent1" w:val="4F81BD"/>
+      <w:sz w:val="24"/>
+      <w:szCs w:val="24"/>
     </w:rPr>
   </w:style>
   <w:style w:styleId="Heading6" w:type="paragraph">
-    <w:name w:val="heading 6"/>
+    <w:name w:val="Heading 6"/>
     <w:basedOn w:val="Normal"/>
     <w:next w:val="BodyText"/>
-    <w:link w:val="Heading6Char"/>
     <w:uiPriority w:val="9"/>
-    <w:semiHidden/>
     <w:unhideWhenUsed/>
     <w:qFormat/>
-    <w:rsid w:val="00A10FD9"/>
     <w:pPr>
       <w:keepNext/>
       <w:keepLines/>
-      <w:spacing w:after="0" w:before="40"/>
+      <w:spacing w:after="0" w:before="200"/>
       <w:outlineLvl w:val="5"/>
     </w:pPr>
     <w:rPr>
-      <w:rFonts w:cstheme="majorBidi" w:eastAsiaTheme="majorEastAsia"/>
-      <w:i/>
-      <w:iCs/>
-      <w:color w:themeColor="text1" w:themeTint="A6" w:val="595959"/>
+      <w:rFonts w:asciiTheme="majorHAnsi" w:cstheme="majorBidi" w:eastAsiaTheme="majorEastAsia" w:hAnsiTheme="majorHAnsi"/>
+      <w:color w:themeColor="accent1" w:val="4F81BD"/>
+      <w:sz w:val="24"/>
+      <w:szCs w:val="24"/>
     </w:rPr>
   </w:style>
   <w:style w:styleId="Heading7" w:type="paragraph">
-    <w:name w:val="heading 7"/>
+    <w:name w:val="Heading 7"/>
     <w:basedOn w:val="Normal"/>
     <w:next w:val="BodyText"/>
-    <w:link w:val="Heading7Char"/>
     <w:uiPriority w:val="9"/>
-    <w:semiHidden/>
     <w:unhideWhenUsed/>
     <w:qFormat/>
-    <w:rsid w:val="00A10FD9"/>
     <w:pPr>
       <w:keepNext/>
       <w:keepLines/>
-      <w:spacing w:after="0" w:before="40"/>
+      <w:spacing w:after="0" w:before="200"/>
       <w:outlineLvl w:val="6"/>
     </w:pPr>
     <w:rPr>
-      <w:rFonts w:cstheme="majorBidi" w:eastAsiaTheme="majorEastAsia"/>
-      <w:color w:themeColor="text1" w:themeTint="A6" w:val="595959"/>
+      <w:rFonts w:asciiTheme="majorHAnsi" w:cstheme="majorBidi" w:eastAsiaTheme="majorEastAsia" w:hAnsiTheme="majorHAnsi"/>
+      <w:color w:themeColor="accent1" w:val="4F81BD"/>
+      <w:sz w:val="24"/>
+      <w:szCs w:val="24"/>
     </w:rPr>
   </w:style>
   <w:style w:styleId="Heading8" w:type="paragraph">
-    <w:name w:val="heading 8"/>
+    <w:name w:val="Heading 8"/>
     <w:basedOn w:val="Normal"/>
     <w:next w:val="BodyText"/>
-    <w:link w:val="Heading8Char"/>
     <w:uiPriority w:val="9"/>
-    <w:semiHidden/>
     <w:unhideWhenUsed/>
     <w:qFormat/>
-    <w:rsid w:val="00A10FD9"/>
     <w:pPr>
       <w:keepNext/>
       <w:keepLines/>
-      <w:spacing w:after="0"/>
+      <w:spacing w:after="0" w:before="200"/>
       <w:outlineLvl w:val="7"/>
     </w:pPr>
     <w:rPr>
-      <w:rFonts w:cstheme="majorBidi" w:eastAsiaTheme="majorEastAsia"/>
-      <w:i/>
-      <w:iCs/>
-      <w:color w:themeColor="text1" w:themeTint="D8" w:val="272727"/>
+      <w:rFonts w:asciiTheme="majorHAnsi" w:cstheme="majorBidi" w:eastAsiaTheme="majorEastAsia" w:hAnsiTheme="majorHAnsi"/>
+      <w:color w:themeColor="accent1" w:val="4F81BD"/>
+      <w:sz w:val="24"/>
+      <w:szCs w:val="24"/>
     </w:rPr>
   </w:style>
   <w:style w:styleId="Heading9" w:type="paragraph">
-    <w:name w:val="heading 9"/>
+    <w:name w:val="Heading 9"/>
     <w:basedOn w:val="Normal"/>
     <w:next w:val="BodyText"/>
-    <w:link w:val="Heading9Char"/>
     <w:uiPriority w:val="9"/>
-    <w:semiHidden/>
     <w:unhideWhenUsed/>
     <w:qFormat/>
-    <w:rsid w:val="00A10FD9"/>
     <w:pPr>
       <w:keepNext/>
       <w:keepLines/>
-      <w:spacing w:after="0"/>
+      <w:spacing w:after="0" w:before="200"/>
       <w:outlineLvl w:val="8"/>
     </w:pPr>
     <w:rPr>
-      <w:rFonts w:cstheme="majorBidi" w:eastAsiaTheme="majorEastAsia"/>
-      <w:color w:themeColor="text1" w:themeTint="D8" w:val="272727"/>
-    </w:rPr>
-  </w:style>
-  <w:style w:customStyle="1" w:styleId="Heading1Char" w:type="character">
-    <w:name w:val="Heading 1 Char"/>
-    <w:basedOn w:val="DefaultParagraphFont"/>
-    <w:link w:val="Heading1"/>
-    <w:uiPriority w:val="9"/>
-    <w:rsid w:val="00A10FD9"/>
-    <w:rPr>
       <w:rFonts w:asciiTheme="majorHAnsi" w:cstheme="majorBidi" w:eastAsiaTheme="majorEastAsia" w:hAnsiTheme="majorHAnsi"/>
-      <w:color w:themeColor="accent1" w:themeShade="BF" w:val="0F4761"/>
-      <w:sz w:val="40"/>
-      <w:szCs w:val="40"/>
-    </w:rPr>
-  </w:style>
-  <w:style w:customStyle="1" w:styleId="Heading2Char" w:type="character">
-    <w:name w:val="Heading 2 Char"/>
-    <w:basedOn w:val="DefaultParagraphFont"/>
-    <w:link w:val="Heading2"/>
-    <w:uiPriority w:val="9"/>
-    <w:semiHidden/>
-    <w:rsid w:val="00A10FD9"/>
-    <w:rPr>
-      <w:rFonts w:asciiTheme="majorHAnsi" w:cstheme="majorBidi" w:eastAsiaTheme="majorEastAsia" w:hAnsiTheme="majorHAnsi"/>
-      <w:color w:themeColor="accent1" w:themeShade="BF" w:val="0F4761"/>
-      <w:sz w:val="32"/>
-      <w:szCs w:val="32"/>
-    </w:rPr>
-  </w:style>
-  <w:style w:customStyle="1" w:styleId="Heading3Char" w:type="character">
-    <w:name w:val="Heading 3 Char"/>
-    <w:basedOn w:val="DefaultParagraphFont"/>
-    <w:link w:val="Heading3"/>
-    <w:uiPriority w:val="9"/>
-    <w:semiHidden/>
-    <w:rsid w:val="00A10FD9"/>
-    <w:rPr>
-      <w:rFonts w:cstheme="majorBidi" w:eastAsiaTheme="majorEastAsia"/>
-      <w:color w:themeColor="accent1" w:themeShade="BF" w:val="0F4761"/>
-      <w:sz w:val="28"/>
-      <w:szCs w:val="28"/>
-    </w:rPr>
-  </w:style>
-  <w:style w:customStyle="1" w:styleId="Heading4Char" w:type="character">
-    <w:name w:val="Heading 4 Char"/>
-    <w:basedOn w:val="DefaultParagraphFont"/>
-    <w:link w:val="Heading4"/>
-    <w:uiPriority w:val="9"/>
-    <w:semiHidden/>
-    <w:rsid w:val="00A10FD9"/>
-    <w:rPr>
-      <w:rFonts w:cstheme="majorBidi" w:eastAsiaTheme="majorEastAsia"/>
-      <w:i/>
-      <w:iCs/>
-      <w:color w:themeColor="accent1" w:themeShade="BF" w:val="0F4761"/>
-    </w:rPr>
-  </w:style>
-  <w:style w:customStyle="1" w:styleId="Heading5Char" w:type="character">
-    <w:name w:val="Heading 5 Char"/>
-    <w:basedOn w:val="DefaultParagraphFont"/>
-    <w:link w:val="Heading5"/>
-    <w:uiPriority w:val="9"/>
-    <w:semiHidden/>
-    <w:rsid w:val="00A10FD9"/>
-    <w:rPr>
-      <w:rFonts w:cstheme="majorBidi" w:eastAsiaTheme="majorEastAsia"/>
-      <w:color w:themeColor="accent1" w:themeShade="BF" w:val="0F4761"/>
-    </w:rPr>
-  </w:style>
-  <w:style w:customStyle="1" w:styleId="Heading6Char" w:type="character">
-    <w:name w:val="Heading 6 Char"/>
-    <w:basedOn w:val="DefaultParagraphFont"/>
-    <w:link w:val="Heading6"/>
-    <w:uiPriority w:val="9"/>
-    <w:semiHidden/>
-    <w:rsid w:val="00A10FD9"/>
-    <w:rPr>
-      <w:rFonts w:cstheme="majorBidi" w:eastAsiaTheme="majorEastAsia"/>
-      <w:i/>
-      <w:iCs/>
-      <w:color w:themeColor="text1" w:themeTint="A6" w:val="595959"/>
-    </w:rPr>
-  </w:style>
-  <w:style w:customStyle="1" w:styleId="Heading7Char" w:type="character">
-    <w:name w:val="Heading 7 Char"/>
-    <w:basedOn w:val="DefaultParagraphFont"/>
-    <w:link w:val="Heading7"/>
-    <w:uiPriority w:val="9"/>
-    <w:semiHidden/>
-    <w:rsid w:val="00A10FD9"/>
-    <w:rPr>
-      <w:rFonts w:cstheme="majorBidi" w:eastAsiaTheme="majorEastAsia"/>
-      <w:color w:themeColor="text1" w:themeTint="A6" w:val="595959"/>
-    </w:rPr>
-  </w:style>
-  <w:style w:customStyle="1" w:styleId="Heading8Char" w:type="character">
-    <w:name w:val="Heading 8 Char"/>
-    <w:basedOn w:val="DefaultParagraphFont"/>
-    <w:link w:val="Heading8"/>
-    <w:uiPriority w:val="9"/>
-    <w:semiHidden/>
-    <w:rsid w:val="00A10FD9"/>
-    <w:rPr>
-      <w:rFonts w:cstheme="majorBidi" w:eastAsiaTheme="majorEastAsia"/>
-      <w:i/>
-      <w:iCs/>
-      <w:color w:themeColor="text1" w:themeTint="D8" w:val="272727"/>
-    </w:rPr>
-  </w:style>
-  <w:style w:customStyle="1" w:styleId="Heading9Char" w:type="character">
-    <w:name w:val="Heading 9 Char"/>
-    <w:basedOn w:val="DefaultParagraphFont"/>
-    <w:link w:val="Heading9"/>
-    <w:uiPriority w:val="9"/>
-    <w:semiHidden/>
-    <w:rsid w:val="00A10FD9"/>
-    <w:rPr>
-      <w:rFonts w:cstheme="majorBidi" w:eastAsiaTheme="majorEastAsia"/>
-      <w:color w:themeColor="text1" w:themeTint="D8" w:val="272727"/>
+      <w:color w:themeColor="accent1" w:val="4F81BD"/>
+      <w:sz w:val="24"/>
+      <w:szCs w:val="24"/>
     </w:rPr>
   </w:style>
   <w:style w:styleId="BlockText" w:type="paragraph">
@@ -6820,18 +8003,6 @@
     <w:unhideWhenUsed/>
     <w:qFormat/>
   </w:style>
-  <w:style w:styleId="FootnoteBlockText" w:type="paragraph">
-    <w:name w:val="Footnote Block Text"/>
-    <w:basedOn w:val="FootnoteText"/>
-    <w:next w:val="FootnoteText"/>
-    <w:uiPriority w:val="9"/>
-    <w:unhideWhenUsed/>
-    <w:qFormat/>
-    <w:pPr>
-      <w:spacing w:after="100" w:before="100"/>
-      <w:ind w:firstLine="0" w:left="480" w:right="480"/>
-    </w:pPr>
-  </w:style>
   <w:style w:default="1" w:styleId="DefaultParagraphFont" w:type="character">
     <w:name w:val="Default Paragraph Font"/>
     <w:semiHidden/>
@@ -6853,11 +8024,18 @@
       </w:tblCellMar>
     </w:tblPr>
     <w:tblStylePr w:type="firstRow">
+      <w:tblPr>
+        <w:jc w:val="left"/>
+        <w:tblInd w:type="dxa" w:w="0"/>
+      </w:tblPr>
+      <w:trPr>
+        <w:jc w:val="left"/>
+      </w:trPr>
       <w:tcPr>
+        <w:vAlign w:val="bottom"/>
         <w:tcBorders>
           <w:bottom w:val="single"/>
         </w:tcBorders>
-        <w:vAlign w:val="bottom"/>
       </w:tcPr>
     </w:tblStylePr>
   </w:style>
@@ -6972,8 +8150,8 @@
     <w:name w:val="KeywordTok"/>
     <w:basedOn w:val="VerbatimChar"/>
     <w:rPr>
+      <w:color w:val="007020"/>
       <w:b/>
-      <w:color w:val="007020"/>
     </w:rPr>
   </w:style>
   <w:style w:type="character" w:customStyle="1" w:styleId="DataTypeTok">
@@ -7050,42 +8228,42 @@
     <w:name w:val="ImportTok"/>
     <w:basedOn w:val="VerbatimChar"/>
     <w:rPr>
+      <w:color w:val="008000"/>
       <w:b/>
-      <w:color w:val="008000"/>
     </w:rPr>
   </w:style>
   <w:style w:type="character" w:customStyle="1" w:styleId="CommentTok">
     <w:name w:val="CommentTok"/>
     <w:basedOn w:val="VerbatimChar"/>
     <w:rPr>
+      <w:color w:val="60a0b0"/>
       <w:i/>
-      <w:color w:val="60a0b0"/>
     </w:rPr>
   </w:style>
   <w:style w:type="character" w:customStyle="1" w:styleId="DocumentationTok">
     <w:name w:val="DocumentationTok"/>
     <w:basedOn w:val="VerbatimChar"/>
     <w:rPr>
+      <w:color w:val="ba2121"/>
       <w:i/>
-      <w:color w:val="ba2121"/>
     </w:rPr>
   </w:style>
   <w:style w:type="character" w:customStyle="1" w:styleId="AnnotationTok">
     <w:name w:val="AnnotationTok"/>
     <w:basedOn w:val="VerbatimChar"/>
     <w:rPr>
+      <w:color w:val="60a0b0"/>
       <w:b/>
       <w:i/>
-      <w:color w:val="60a0b0"/>
     </w:rPr>
   </w:style>
   <w:style w:type="character" w:customStyle="1" w:styleId="CommentVarTok">
     <w:name w:val="CommentVarTok"/>
     <w:basedOn w:val="VerbatimChar"/>
     <w:rPr>
+      <w:color w:val="60a0b0"/>
       <w:b/>
       <w:i/>
-      <w:color w:val="60a0b0"/>
     </w:rPr>
   </w:style>
   <w:style w:type="character" w:customStyle="1" w:styleId="OtherTok">
@@ -7113,8 +8291,8 @@
     <w:name w:val="ControlFlowTok"/>
     <w:basedOn w:val="VerbatimChar"/>
     <w:rPr>
+      <w:color w:val="007020"/>
       <w:b/>
-      <w:color w:val="007020"/>
     </w:rPr>
   </w:style>
   <w:style w:type="character" w:customStyle="1" w:styleId="OperatorTok">
@@ -7159,34 +8337,34 @@
     <w:name w:val="InformationTok"/>
     <w:basedOn w:val="VerbatimChar"/>
     <w:rPr>
+      <w:color w:val="60a0b0"/>
       <w:b/>
       <w:i/>
-      <w:color w:val="60a0b0"/>
     </w:rPr>
   </w:style>
   <w:style w:type="character" w:customStyle="1" w:styleId="WarningTok">
     <w:name w:val="WarningTok"/>
     <w:basedOn w:val="VerbatimChar"/>
     <w:rPr>
+      <w:color w:val="60a0b0"/>
       <w:b/>
       <w:i/>
-      <w:color w:val="60a0b0"/>
     </w:rPr>
   </w:style>
   <w:style w:type="character" w:customStyle="1" w:styleId="AlertTok">
     <w:name w:val="AlertTok"/>
     <w:basedOn w:val="VerbatimChar"/>
     <w:rPr>
+      <w:color w:val="ff0000"/>
       <w:b/>
-      <w:color w:val="ff0000"/>
     </w:rPr>
   </w:style>
   <w:style w:type="character" w:customStyle="1" w:styleId="ErrorTok">
     <w:name w:val="ErrorTok"/>
     <w:basedOn w:val="VerbatimChar"/>
     <w:rPr>
+      <w:color w:val="ff0000"/>
       <w:b/>
-      <w:color w:val="ff0000"/>
     </w:rPr>
   </w:style>
   <w:style w:type="character" w:customStyle="1" w:styleId="NormalTok">
@@ -7208,44 +8386,44 @@
         <a:sysClr val="window" lastClr="FFFFFF"/>
       </a:lt1>
       <a:dk2>
-        <a:srgbClr val="0E2841"/>
+        <a:srgbClr val="1F497D"/>
       </a:dk2>
       <a:lt2>
-        <a:srgbClr val="E8E8E8"/>
+        <a:srgbClr val="EEECE1"/>
       </a:lt2>
       <a:accent1>
-        <a:srgbClr val="156082"/>
+        <a:srgbClr val="4F81BD"/>
       </a:accent1>
       <a:accent2>
-        <a:srgbClr val="E97132"/>
+        <a:srgbClr val="C0504D"/>
       </a:accent2>
       <a:accent3>
-        <a:srgbClr val="196B24"/>
+        <a:srgbClr val="9BBB59"/>
       </a:accent3>
       <a:accent4>
-        <a:srgbClr val="0F9ED5"/>
+        <a:srgbClr val="8064A2"/>
       </a:accent4>
       <a:accent5>
-        <a:srgbClr val="A02B93"/>
+        <a:srgbClr val="4BACC6"/>
       </a:accent5>
       <a:accent6>
-        <a:srgbClr val="4EA72E"/>
+        <a:srgbClr val="F79646"/>
       </a:accent6>
       <a:hlink>
-        <a:srgbClr val="467886"/>
+        <a:srgbClr val="0000FF"/>
       </a:hlink>
       <a:folHlink>
-        <a:srgbClr val="96607D"/>
+        <a:srgbClr val="800080"/>
       </a:folHlink>
     </a:clrScheme>
     <a:fontScheme name="Office">
       <a:majorFont>
-        <a:latin typeface="Aptos Display" panose="02110004020202020204"/>
+        <a:latin typeface="Calibri"/>
         <a:ea typeface=""/>
         <a:cs typeface=""/>
-        <a:font script="Jpan" typeface="游ゴシック Light"/>
+        <a:font script="Jpan" typeface="ＭＳ ゴシック"/>
         <a:font script="Hang" typeface="맑은 고딕"/>
-        <a:font script="Hans" typeface="等线 Light"/>
+        <a:font script="Hans" typeface="宋体"/>
         <a:font script="Hant" typeface="新細明體"/>
         <a:font script="Arab" typeface="Times New Roman"/>
         <a:font script="Hebr" typeface="Times New Roman"/>
@@ -7272,32 +8450,14 @@
         <a:font script="Mong" typeface="Mongolian Baiti"/>
         <a:font script="Viet" typeface="Times New Roman"/>
         <a:font script="Uigh" typeface="Microsoft Uighur"/>
-        <a:font script="Geor" typeface="Sylfaen"/>
-        <a:font script="Armn" typeface="Arial"/>
-        <a:font script="Bugi" typeface="Leelawadee UI"/>
-        <a:font script="Bopo" typeface="Microsoft JhengHei"/>
-        <a:font script="Java" typeface="Javanese Text"/>
-        <a:font script="Lisu" typeface="Segoe UI"/>
-        <a:font script="Mymr" typeface="Myanmar Text"/>
-        <a:font script="Nkoo" typeface="Ebrima"/>
-        <a:font script="Olck" typeface="Nirmala UI"/>
-        <a:font script="Osma" typeface="Ebrima"/>
-        <a:font script="Phag" typeface="Phagspa"/>
-        <a:font script="Syrn" typeface="Estrangelo Edessa"/>
-        <a:font script="Syrj" typeface="Estrangelo Edessa"/>
-        <a:font script="Syre" typeface="Estrangelo Edessa"/>
-        <a:font script="Sora" typeface="Nirmala UI"/>
-        <a:font script="Tale" typeface="Microsoft Tai Le"/>
-        <a:font script="Talu" typeface="Microsoft New Tai Lue"/>
-        <a:font script="Tfng" typeface="Ebrima"/>
       </a:majorFont>
       <a:minorFont>
-        <a:latin typeface="Aptos" panose="02110004020202020204"/>
+        <a:latin typeface="Cambria"/>
         <a:ea typeface=""/>
         <a:cs typeface=""/>
-        <a:font script="Jpan" typeface="游明朝"/>
+        <a:font script="Jpan" typeface="ＭＳ 明朝"/>
         <a:font script="Hang" typeface="맑은 고딕"/>
-        <a:font script="Hans" typeface="等线"/>
+        <a:font script="Hans" typeface="宋体"/>
         <a:font script="Hant" typeface="新細明體"/>
         <a:font script="Arab" typeface="Arial"/>
         <a:font script="Hebr" typeface="Arial"/>
@@ -7324,24 +8484,6 @@
         <a:font script="Mong" typeface="Mongolian Baiti"/>
         <a:font script="Viet" typeface="Arial"/>
         <a:font script="Uigh" typeface="Microsoft Uighur"/>
-        <a:font script="Geor" typeface="Sylfaen"/>
-        <a:font script="Armn" typeface="Arial"/>
-        <a:font script="Bugi" typeface="Leelawadee UI"/>
-        <a:font script="Bopo" typeface="Microsoft JhengHei"/>
-        <a:font script="Java" typeface="Javanese Text"/>
-        <a:font script="Lisu" typeface="Segoe UI"/>
-        <a:font script="Mymr" typeface="Myanmar Text"/>
-        <a:font script="Nkoo" typeface="Ebrima"/>
-        <a:font script="Olck" typeface="Nirmala UI"/>
-        <a:font script="Osma" typeface="Ebrima"/>
-        <a:font script="Phag" typeface="Phagspa"/>
-        <a:font script="Syrn" typeface="Estrangelo Edessa"/>
-        <a:font script="Syrj" typeface="Estrangelo Edessa"/>
-        <a:font script="Syre" typeface="Estrangelo Edessa"/>
-        <a:font script="Sora" typeface="Nirmala UI"/>
-        <a:font script="Tale" typeface="Microsoft Tai Le"/>
-        <a:font script="Talu" typeface="Microsoft New Tai Lue"/>
-        <a:font script="Tfng" typeface="Ebrima"/>
       </a:minorFont>
     </a:fontScheme>
     <a:fmtScheme name="Office">
@@ -7353,141 +8495,200 @@
           <a:gsLst>
             <a:gs pos="0">
               <a:schemeClr val="phClr">
-                <a:lumMod val="110000"/>
-                <a:satMod val="105000"/>
-                <a:tint val="67000"/>
+                <a:tint val="50000"/>
+                <a:satMod val="300000"/>
               </a:schemeClr>
             </a:gs>
-            <a:gs pos="50000">
+            <a:gs pos="35000">
               <a:schemeClr val="phClr">
-                <a:lumMod val="105000"/>
-                <a:satMod val="103000"/>
-                <a:tint val="73000"/>
+                <a:tint val="37000"/>
+                <a:satMod val="300000"/>
               </a:schemeClr>
             </a:gs>
             <a:gs pos="100000">
               <a:schemeClr val="phClr">
-                <a:lumMod val="105000"/>
-                <a:satMod val="109000"/>
-                <a:tint val="81000"/>
+                <a:tint val="15000"/>
+                <a:satMod val="350000"/>
               </a:schemeClr>
             </a:gs>
           </a:gsLst>
-          <a:lin ang="5400000" scaled="0"/>
+          <a:lin ang="16200000" scaled="1"/>
         </a:gradFill>
         <a:gradFill rotWithShape="1">
           <a:gsLst>
             <a:gs pos="0">
               <a:schemeClr val="phClr">
-                <a:satMod val="103000"/>
-                <a:lumMod val="102000"/>
-                <a:tint val="94000"/>
-              </a:schemeClr>
-            </a:gs>
-            <a:gs pos="50000">
-              <a:schemeClr val="phClr">
-                <a:satMod val="110000"/>
-                <a:lumMod val="100000"/>
+                <a:tint val="100000"/>
                 <a:shade val="100000"/>
+                <a:satMod val="130000"/>
               </a:schemeClr>
             </a:gs>
             <a:gs pos="100000">
               <a:schemeClr val="phClr">
-                <a:lumMod val="99000"/>
-                <a:satMod val="120000"/>
-                <a:shade val="78000"/>
+                <a:tint val="50000"/>
+                <a:shade val="100000"/>
+                <a:satMod val="350000"/>
               </a:schemeClr>
             </a:gs>
           </a:gsLst>
-          <a:lin ang="5400000" scaled="0"/>
+          <a:lin ang="16200000" scaled="0"/>
         </a:gradFill>
       </a:fillStyleLst>
       <a:lnStyleLst>
-        <a:ln w="6350" cap="flat" cmpd="sng" algn="ctr">
+        <a:ln w="9525" cap="flat" cmpd="sng" algn="ctr">
+          <a:solidFill>
+            <a:schemeClr val="phClr">
+              <a:shade val="95000"/>
+              <a:satMod val="105000"/>
+            </a:schemeClr>
+          </a:solidFill>
+          <a:prstDash val="solid"/>
+        </a:ln>
+        <a:ln w="25400" cap="flat" cmpd="sng" algn="ctr">
           <a:solidFill>
             <a:schemeClr val="phClr"/>
           </a:solidFill>
           <a:prstDash val="solid"/>
-          <a:miter lim="800000"/>
         </a:ln>
-        <a:ln w="12700" cap="flat" cmpd="sng" algn="ctr">
+        <a:ln w="38100" cap="flat" cmpd="sng" algn="ctr">
           <a:solidFill>
             <a:schemeClr val="phClr"/>
           </a:solidFill>
           <a:prstDash val="solid"/>
-          <a:miter lim="800000"/>
-        </a:ln>
-        <a:ln w="19050" cap="flat" cmpd="sng" algn="ctr">
-          <a:solidFill>
-            <a:schemeClr val="phClr"/>
-          </a:solidFill>
-          <a:prstDash val="solid"/>
-          <a:miter lim="800000"/>
         </a:ln>
       </a:lnStyleLst>
       <a:effectStyleLst>
         <a:effectStyle>
-          <a:effectLst/>
-        </a:effectStyle>
-        <a:effectStyle>
-          <a:effectLst/>
+          <a:effectLst>
+            <a:outerShdw blurRad="40000" dist="20000" dir="5400000" rotWithShape="0">
+              <a:srgbClr val="000000">
+                <a:alpha val="38000"/>
+              </a:srgbClr>
+            </a:outerShdw>
+          </a:effectLst>
         </a:effectStyle>
         <a:effectStyle>
           <a:effectLst>
-            <a:outerShdw blurRad="57150" dist="19050" dir="5400000" algn="ctr" rotWithShape="0">
+            <a:outerShdw blurRad="40000" dist="23000" dir="5400000" rotWithShape="0">
               <a:srgbClr val="000000">
-                <a:alpha val="63000"/>
+                <a:alpha val="35000"/>
               </a:srgbClr>
             </a:outerShdw>
           </a:effectLst>
+        </a:effectStyle>
+        <a:effectStyle>
+          <a:effectLst>
+            <a:outerShdw blurRad="40000" dist="23000" dir="5400000" rotWithShape="0">
+              <a:srgbClr val="000000">
+                <a:alpha val="35000"/>
+              </a:srgbClr>
+            </a:outerShdw>
+          </a:effectLst>
+          <a:scene3d>
+            <a:camera prst="orthographicFront">
+              <a:rot lat="0" lon="0" rev="0"/>
+            </a:camera>
+            <a:lightRig rig="threePt" dir="t">
+              <a:rot lat="0" lon="0" rev="1200000"/>
+            </a:lightRig>
+          </a:scene3d>
+          <a:sp3d>
+            <a:bevelT w="63500" h="25400"/>
+          </a:sp3d>
         </a:effectStyle>
       </a:effectStyleLst>
       <a:bgFillStyleLst>
         <a:solidFill>
           <a:schemeClr val="phClr"/>
         </a:solidFill>
-        <a:solidFill>
-          <a:schemeClr val="phClr">
-            <a:tint val="95000"/>
-            <a:satMod val="170000"/>
-          </a:schemeClr>
-        </a:solidFill>
         <a:gradFill rotWithShape="1">
           <a:gsLst>
             <a:gs pos="0">
               <a:schemeClr val="phClr">
-                <a:tint val="93000"/>
-                <a:satMod val="150000"/>
-                <a:shade val="98000"/>
-                <a:lumMod val="102000"/>
+                <a:tint val="40000"/>
+                <a:satMod val="350000"/>
               </a:schemeClr>
             </a:gs>
-            <a:gs pos="50000">
+            <a:gs pos="40000">
               <a:schemeClr val="phClr">
-                <a:tint val="98000"/>
-                <a:satMod val="130000"/>
-                <a:shade val="90000"/>
-                <a:lumMod val="103000"/>
+                <a:tint val="45000"/>
+                <a:shade val="99000"/>
+                <a:satMod val="350000"/>
               </a:schemeClr>
             </a:gs>
             <a:gs pos="100000">
               <a:schemeClr val="phClr">
-                <a:shade val="63000"/>
-                <a:satMod val="120000"/>
+                <a:shade val="20000"/>
+                <a:satMod val="255000"/>
               </a:schemeClr>
             </a:gs>
           </a:gsLst>
-          <a:lin ang="5400000" scaled="0"/>
+          <a:path path="circle">
+            <a:fillToRect l="50000" t="-80000" r="50000" b="180000"/>
+          </a:path>
+        </a:gradFill>
+        <a:gradFill rotWithShape="1">
+          <a:gsLst>
+            <a:gs pos="0">
+              <a:schemeClr val="phClr">
+                <a:tint val="80000"/>
+                <a:satMod val="300000"/>
+              </a:schemeClr>
+            </a:gs>
+            <a:gs pos="100000">
+              <a:schemeClr val="phClr">
+                <a:shade val="30000"/>
+                <a:satMod val="200000"/>
+              </a:schemeClr>
+            </a:gs>
+          </a:gsLst>
+          <a:path path="circle">
+            <a:fillToRect l="50000" t="50000" r="50000" b="50000"/>
+          </a:path>
         </a:gradFill>
       </a:bgFillStyleLst>
     </a:fmtScheme>
   </a:themeElements>
-  <a:objectDefaults/>
+  <a:objectDefaults>
+    <a:spDef>
+      <a:spPr/>
+      <a:bodyPr/>
+      <a:lstStyle/>
+      <a:style>
+        <a:lnRef idx="1">
+          <a:schemeClr val="accent1"/>
+        </a:lnRef>
+        <a:fillRef idx="3">
+          <a:schemeClr val="accent1"/>
+        </a:fillRef>
+        <a:effectRef idx="2">
+          <a:schemeClr val="accent1"/>
+        </a:effectRef>
+        <a:fontRef idx="minor">
+          <a:schemeClr val="lt1"/>
+        </a:fontRef>
+      </a:style>
+    </a:spDef>
+    <a:lnDef>
+      <a:spPr/>
+      <a:bodyPr/>
+      <a:lstStyle/>
+      <a:style>
+        <a:lnRef idx="2">
+          <a:schemeClr val="accent1"/>
+        </a:lnRef>
+        <a:fillRef idx="0">
+          <a:schemeClr val="accent1"/>
+        </a:fillRef>
+        <a:effectRef idx="1">
+          <a:schemeClr val="accent1"/>
+        </a:effectRef>
+        <a:fontRef idx="minor">
+          <a:schemeClr val="tx1"/>
+        </a:fontRef>
+      </a:style>
+    </a:lnDef>
+  </a:objectDefaults>
   <a:extraClrSchemeLst/>
-  <a:extLst>
-    <a:ext uri="{05A4C25C-085E-4340-85A3-A5531E510DB2}">
-      <thm15:themeFamily xmlns:thm15="http://schemas.microsoft.com/office/thememl/2012/main" name="Office Theme" id="{2E142A2C-CD16-42D6-873A-C26D2A0506FA}" vid="{1BDDFF52-6CD6-40A5-AB3C-68EB2F1E4D0A}"/>
-    </a:ext>
-  </a:extLst>
 </a:theme>
 </file>